--- a/TS-Kramam/TS-3.3/TS 3.3 Tamil Krama Paatam Corrections.docx
+++ b/TS-Kramam/TS-3.3/TS 3.3 Tamil Krama Paatam Corrections.docx
@@ -1,6 +1,6 @@
 
 <file path=word/document.xml><?xml version="1.0" encoding="utf-8"?>
-<w:document xmlns:wpc="http://schemas.microsoft.com/office/word/2010/wordprocessingCanvas" xmlns:cx="http://schemas.microsoft.com/office/drawing/2014/chartex" xmlns:cx1="http://schemas.microsoft.com/office/drawing/2015/9/8/chartex" xmlns:cx2="http://schemas.microsoft.com/office/drawing/2015/10/21/chartex" xmlns:cx3="http://schemas.microsoft.com/office/drawing/2016/5/9/chartex" xmlns:cx4="http://schemas.microsoft.com/office/drawing/2016/5/10/chartex" xmlns:cx5="http://schemas.microsoft.com/office/drawing/2016/5/11/chartex" xmlns:cx6="http://schemas.microsoft.com/office/drawing/2016/5/12/chartex" xmlns:cx7="http://schemas.microsoft.com/office/drawing/2016/5/13/chartex" xmlns:cx8="http://schemas.microsoft.com/office/drawing/2016/5/14/chartex" xmlns:mc="http://schemas.openxmlformats.org/markup-compatibility/2006" xmlns:aink="http://schemas.microsoft.com/office/drawing/2016/ink" xmlns:am3d="http://schemas.microsoft.com/office/drawing/2017/model3d" xmlns:o="urn:schemas-microsoft-com:office:office" xmlns:oel="http://schemas.microsoft.com/office/2019/extlst" xmlns:r="http://schemas.openxmlformats.org/officeDocument/2006/relationships" xmlns:m="http://schemas.openxmlformats.org/officeDocument/2006/math" xmlns:v="urn:schemas-microsoft-com:vml" xmlns:wp14="http://schemas.microsoft.com/office/word/2010/wordprocessingDrawing" xmlns:wp="http://schemas.openxmlformats.org/drawingml/2006/wordprocessingDrawing" xmlns:w10="urn:schemas-microsoft-com:office:word" xmlns:w="http://schemas.openxmlformats.org/wordprocessingml/2006/main" xmlns:w14="http://schemas.microsoft.com/office/word/2010/wordml" xmlns:w15="http://schemas.microsoft.com/office/word/2012/wordml" xmlns:w16cex="http://schemas.microsoft.com/office/word/2018/wordml/cex" xmlns:w16cid="http://schemas.microsoft.com/office/word/2016/wordml/cid" xmlns:w16="http://schemas.microsoft.com/office/word/2018/wordml" xmlns:w16sdtdh="http://schemas.microsoft.com/office/word/2020/wordml/sdtdatahash" xmlns:w16se="http://schemas.microsoft.com/office/word/2015/wordml/symex" xmlns:wpg="http://schemas.microsoft.com/office/word/2010/wordprocessingGroup" xmlns:wpi="http://schemas.microsoft.com/office/word/2010/wordprocessingInk" xmlns:wne="http://schemas.microsoft.com/office/word/2006/wordml" xmlns:wps="http://schemas.microsoft.com/office/word/2010/wordprocessingShape" mc:Ignorable="w14 w15 w16se w16cid w16 w16cex w16sdtdh wp14">
+<w:document xmlns:wpc="http://schemas.microsoft.com/office/word/2010/wordprocessingCanvas" xmlns:cx="http://schemas.microsoft.com/office/drawing/2014/chartex" xmlns:cx1="http://schemas.microsoft.com/office/drawing/2015/9/8/chartex" xmlns:cx2="http://schemas.microsoft.com/office/drawing/2015/10/21/chartex" xmlns:cx3="http://schemas.microsoft.com/office/drawing/2016/5/9/chartex" xmlns:cx4="http://schemas.microsoft.com/office/drawing/2016/5/10/chartex" xmlns:cx5="http://schemas.microsoft.com/office/drawing/2016/5/11/chartex" xmlns:cx6="http://schemas.microsoft.com/office/drawing/2016/5/12/chartex" xmlns:cx7="http://schemas.microsoft.com/office/drawing/2016/5/13/chartex" xmlns:cx8="http://schemas.microsoft.com/office/drawing/2016/5/14/chartex" xmlns:mc="http://schemas.openxmlformats.org/markup-compatibility/2006" xmlns:aink="http://schemas.microsoft.com/office/drawing/2016/ink" xmlns:am3d="http://schemas.microsoft.com/office/drawing/2017/model3d" xmlns:o="urn:schemas-microsoft-com:office:office" xmlns:oel="http://schemas.microsoft.com/office/2019/extlst" xmlns:r="http://schemas.openxmlformats.org/officeDocument/2006/relationships" xmlns:m="http://schemas.openxmlformats.org/officeDocument/2006/math" xmlns:v="urn:schemas-microsoft-com:vml" xmlns:wp14="http://schemas.microsoft.com/office/word/2010/wordprocessingDrawing" xmlns:wp="http://schemas.openxmlformats.org/drawingml/2006/wordprocessingDrawing" xmlns:w10="urn:schemas-microsoft-com:office:word" xmlns:w="http://schemas.openxmlformats.org/wordprocessingml/2006/main" xmlns:w14="http://schemas.microsoft.com/office/word/2010/wordml" xmlns:w15="http://schemas.microsoft.com/office/word/2012/wordml" xmlns:w16cex="http://schemas.microsoft.com/office/word/2018/wordml/cex" xmlns:w16cid="http://schemas.microsoft.com/office/word/2016/wordml/cid" xmlns:w16="http://schemas.microsoft.com/office/word/2018/wordml" xmlns:w16du="http://schemas.microsoft.com/office/word/2023/wordml/word16du" xmlns:w16sdtdh="http://schemas.microsoft.com/office/word/2020/wordml/sdtdatahash" xmlns:w16sdtfl="http://schemas.microsoft.com/office/word/2024/wordml/sdtformatlock" xmlns:w16se="http://schemas.microsoft.com/office/word/2015/wordml/symex" xmlns:wpg="http://schemas.microsoft.com/office/word/2010/wordprocessingGroup" xmlns:wpi="http://schemas.microsoft.com/office/word/2010/wordprocessingInk" xmlns:wne="http://schemas.microsoft.com/office/word/2006/wordml" xmlns:wps="http://schemas.microsoft.com/office/word/2010/wordprocessingShape" mc:Ignorable="w14 w15 w16se w16cid w16 w16cex w16sdtdh w16sdtfl w16du wp14">
   <w:body>
     <w:p>
       <w:pPr>
@@ -9,6 +9,7 @@
         <w:rPr>
           <w:b/>
           <w:bCs/>
+          <w:color w:val="EE0000"/>
           <w:sz w:val="32"/>
           <w:szCs w:val="32"/>
           <w:u w:val="single"/>
@@ -102,55 +103,47 @@
           <w:szCs w:val="32"/>
           <w:u w:val="single"/>
         </w:rPr>
-        <w:t xml:space="preserve">Observed till </w:t>
+        <w:t>Observed till</w:t>
       </w:r>
       <w:r>
         <w:rPr>
           <w:b/>
           <w:bCs/>
+          <w:color w:val="EE0000"/>
           <w:sz w:val="32"/>
           <w:szCs w:val="32"/>
           <w:u w:val="single"/>
         </w:rPr>
-        <w:t>31</w:t>
+        <w:t xml:space="preserve"> </w:t>
       </w:r>
+      <w:proofErr w:type="spellStart"/>
       <w:r>
         <w:rPr>
           <w:b/>
           <w:bCs/>
+          <w:color w:val="EE0000"/>
           <w:sz w:val="32"/>
           <w:szCs w:val="32"/>
+          <w:highlight w:val="yellow"/>
           <w:u w:val="single"/>
-          <w:vertAlign w:val="superscript"/>
-        </w:rPr>
-        <w:t>st</w:t>
+        </w:rPr>
+        <w:t>xxxxxxx</w:t>
       </w:r>
-      <w:r>
-        <w:rPr>
-          <w:b/>
-          <w:bCs/>
-          <w:sz w:val="32"/>
-          <w:szCs w:val="32"/>
-          <w:u w:val="single"/>
-        </w:rPr>
-        <w:t xml:space="preserve"> August 2022</w:t>
-      </w:r>
+      <w:proofErr w:type="spellEnd"/>
     </w:p>
     <w:p>
       <w:pPr>
         <w:spacing w:before="0" w:line="240" w:lineRule="auto"/>
         <w:jc w:val="center"/>
         <w:rPr>
-          <w:bCs/>
-          <w:sz w:val="32"/>
-          <w:szCs w:val="32"/>
+          <w:b/>
+          <w:szCs w:val="24"/>
         </w:rPr>
       </w:pPr>
       <w:r>
         <w:rPr>
-          <w:bCs/>
-          <w:sz w:val="32"/>
-          <w:szCs w:val="32"/>
+          <w:b/>
+          <w:szCs w:val="24"/>
         </w:rPr>
         <w:t>(ignore those which are already incorporated in your book’s version and date)</w:t>
       </w:r>
@@ -289,6 +282,1892 @@
     </w:p>
     <w:tbl>
       <w:tblPr>
+        <w:tblW w:w="13892" w:type="dxa"/>
+        <w:tblInd w:w="-714" w:type="dxa"/>
+        <w:tblBorders>
+          <w:top w:val="single" w:sz="4" w:space="0" w:color="000000"/>
+          <w:left w:val="single" w:sz="4" w:space="0" w:color="000000"/>
+          <w:bottom w:val="single" w:sz="4" w:space="0" w:color="000000"/>
+          <w:right w:val="single" w:sz="4" w:space="0" w:color="000000"/>
+          <w:insideH w:val="single" w:sz="4" w:space="0" w:color="000000"/>
+          <w:insideV w:val="single" w:sz="4" w:space="0" w:color="000000"/>
+        </w:tblBorders>
+        <w:tblLook w:val="04A0" w:firstRow="1" w:lastRow="0" w:firstColumn="1" w:lastColumn="0" w:noHBand="0" w:noVBand="1"/>
+      </w:tblPr>
+      <w:tblGrid>
+        <w:gridCol w:w="3970"/>
+        <w:gridCol w:w="4819"/>
+        <w:gridCol w:w="5103"/>
+      </w:tblGrid>
+      <w:tr>
+        <w:trPr>
+          <w:trHeight w:val="918"/>
+        </w:trPr>
+        <w:tc>
+          <w:tcPr>
+            <w:tcW w:w="3970" w:type="dxa"/>
+          </w:tcPr>
+          <w:p>
+            <w:pPr>
+              <w:widowControl w:val="0"/>
+              <w:tabs>
+                <w:tab w:val="left" w:pos="993"/>
+              </w:tabs>
+              <w:autoSpaceDE w:val="0"/>
+              <w:autoSpaceDN w:val="0"/>
+              <w:adjustRightInd w:val="0"/>
+              <w:spacing w:before="0" w:line="252" w:lineRule="auto"/>
+              <w:ind w:right="297"/>
+              <w:rPr>
+                <w:rFonts w:cs="Arial"/>
+                <w:b/>
+                <w:sz w:val="28"/>
+                <w:szCs w:val="32"/>
+              </w:rPr>
+            </w:pPr>
+            <w:r>
+              <w:rPr>
+                <w:rFonts w:cs="Arial"/>
+                <w:b/>
+                <w:sz w:val="28"/>
+                <w:szCs w:val="32"/>
+              </w:rPr>
+              <w:t>T.S.3.3.</w:t>
+            </w:r>
+            <w:r>
+              <w:rPr>
+                <w:rFonts w:cs="Arial"/>
+                <w:b/>
+                <w:sz w:val="28"/>
+                <w:szCs w:val="32"/>
+              </w:rPr>
+              <w:t>5</w:t>
+            </w:r>
+            <w:r>
+              <w:rPr>
+                <w:rFonts w:cs="Arial"/>
+                <w:b/>
+                <w:sz w:val="28"/>
+                <w:szCs w:val="32"/>
+              </w:rPr>
+              <w:t>.1</w:t>
+            </w:r>
+            <w:r>
+              <w:rPr>
+                <w:rFonts w:cs="Arial"/>
+                <w:b/>
+                <w:sz w:val="28"/>
+                <w:szCs w:val="32"/>
+              </w:rPr>
+              <w:t xml:space="preserve"> – Kramam</w:t>
+            </w:r>
+          </w:p>
+          <w:p>
+            <w:pPr>
+              <w:widowControl w:val="0"/>
+              <w:tabs>
+                <w:tab w:val="left" w:pos="993"/>
+              </w:tabs>
+              <w:autoSpaceDE w:val="0"/>
+              <w:autoSpaceDN w:val="0"/>
+              <w:adjustRightInd w:val="0"/>
+              <w:spacing w:before="0" w:line="252" w:lineRule="auto"/>
+              <w:ind w:right="297"/>
+              <w:rPr>
+                <w:rFonts w:cs="Arial"/>
+                <w:b/>
+                <w:sz w:val="28"/>
+                <w:szCs w:val="32"/>
+              </w:rPr>
+            </w:pPr>
+            <w:r>
+              <w:rPr>
+                <w:rFonts w:cs="Arial"/>
+                <w:b/>
+                <w:sz w:val="28"/>
+                <w:szCs w:val="32"/>
+              </w:rPr>
+              <w:t xml:space="preserve">Krama Vaakyam No. - </w:t>
+            </w:r>
+            <w:r>
+              <w:rPr>
+                <w:rFonts w:cs="Arial"/>
+                <w:b/>
+                <w:sz w:val="28"/>
+                <w:szCs w:val="32"/>
+              </w:rPr>
+              <w:t>35</w:t>
+            </w:r>
+          </w:p>
+          <w:p>
+            <w:pPr>
+              <w:widowControl w:val="0"/>
+              <w:tabs>
+                <w:tab w:val="left" w:pos="993"/>
+              </w:tabs>
+              <w:autoSpaceDE w:val="0"/>
+              <w:autoSpaceDN w:val="0"/>
+              <w:adjustRightInd w:val="0"/>
+              <w:spacing w:before="0" w:line="252" w:lineRule="auto"/>
+              <w:ind w:right="297"/>
+              <w:rPr>
+                <w:rFonts w:cs="Arial"/>
+                <w:b/>
+                <w:sz w:val="28"/>
+                <w:szCs w:val="32"/>
+              </w:rPr>
+            </w:pPr>
+            <w:r>
+              <w:rPr>
+                <w:rFonts w:cs="Arial"/>
+                <w:b/>
+                <w:sz w:val="28"/>
+                <w:szCs w:val="32"/>
+              </w:rPr>
+              <w:t>Panchaati No</w:t>
+            </w:r>
+            <w:r>
+              <w:rPr>
+                <w:rFonts w:cs="Arial"/>
+                <w:b/>
+                <w:szCs w:val="32"/>
+              </w:rPr>
+              <w:t xml:space="preserve">. - </w:t>
+            </w:r>
+            <w:r>
+              <w:rPr>
+                <w:rFonts w:cs="Arial"/>
+                <w:b/>
+                <w:sz w:val="28"/>
+                <w:szCs w:val="32"/>
+              </w:rPr>
+              <w:t>1</w:t>
+            </w:r>
+            <w:r>
+              <w:rPr>
+                <w:rFonts w:cs="Arial"/>
+                <w:b/>
+                <w:sz w:val="28"/>
+                <w:szCs w:val="32"/>
+              </w:rPr>
+              <w:t>1</w:t>
+            </w:r>
+          </w:p>
+        </w:tc>
+        <w:tc>
+          <w:tcPr>
+            <w:tcW w:w="4819" w:type="dxa"/>
+          </w:tcPr>
+          <w:p>
+            <w:pPr>
+              <w:widowControl w:val="0"/>
+              <w:autoSpaceDE w:val="0"/>
+              <w:autoSpaceDN w:val="0"/>
+              <w:adjustRightInd w:val="0"/>
+              <w:spacing w:before="0" w:line="240" w:lineRule="auto"/>
+              <w:rPr>
+                <w:rFonts w:ascii="Latha" w:hAnsi="Latha" w:cs="Latha"/>
+                <w:sz w:val="28"/>
+                <w:szCs w:val="28"/>
+                <w:cs/>
+                <w:lang w:bidi="ta-IN"/>
+              </w:rPr>
+            </w:pPr>
+            <w:r>
+              <w:rPr>
+                <w:rFonts w:ascii="Latha" w:hAnsi="Latha" w:cs="Latha"/>
+                <w:b/>
+                <w:bCs/>
+                <w:i/>
+                <w:iCs/>
+                <w:sz w:val="28"/>
+                <w:szCs w:val="28"/>
+                <w:cs/>
+                <w:lang w:bidi="ta-IN"/>
+              </w:rPr>
+              <w:t>ரு</w:t>
+            </w:r>
+            <w:r>
+              <w:rPr>
+                <w:rFonts w:ascii="BRH Tamil Tab Extra" w:hAnsi="BRH Tamil Tab Extra" w:cs="Latha"/>
+                <w:b/>
+                <w:sz w:val="32"/>
+                <w:szCs w:val="28"/>
+                <w:lang w:bidi="ta-IN"/>
+              </w:rPr>
+              <w:t>…</w:t>
+            </w:r>
+            <w:r>
+              <w:rPr>
+                <w:rFonts w:ascii="Latha" w:hAnsi="Latha" w:cs="Latha"/>
+                <w:sz w:val="28"/>
+                <w:szCs w:val="28"/>
+                <w:cs/>
+                <w:lang w:bidi="ta-IN"/>
+              </w:rPr>
+              <w:t>தம</w:t>
+            </w:r>
+            <w:r>
+              <w:rPr>
+                <w:rFonts w:ascii="BRH Tamil Tab Extra" w:hAnsi="BRH Tamil Tab Extra" w:cs="Latha"/>
+                <w:b/>
+                <w:sz w:val="36"/>
+                <w:szCs w:val="28"/>
+                <w:lang w:bidi="ta-IN"/>
+              </w:rPr>
+              <w:t>†</w:t>
+            </w:r>
+            <w:r>
+              <w:rPr>
+                <w:rFonts w:ascii="Latha" w:hAnsi="Latha" w:cs="Latha"/>
+                <w:sz w:val="28"/>
+                <w:szCs w:val="28"/>
+                <w:cs/>
+                <w:lang w:bidi="ta-IN"/>
+              </w:rPr>
+              <w:t xml:space="preserve">ஸி </w:t>
+            </w:r>
+            <w:r>
+              <w:rPr>
+                <w:rFonts w:ascii="Latha" w:hAnsi="Latha" w:cs="Latha"/>
+                <w:sz w:val="28"/>
+                <w:szCs w:val="28"/>
+                <w:lang w:bidi="ta-IN"/>
+              </w:rPr>
+              <w:t xml:space="preserve">| </w:t>
+            </w:r>
+            <w:r>
+              <w:rPr>
+                <w:rFonts w:ascii="Latha" w:hAnsi="Latha" w:cs="Latha"/>
+                <w:sz w:val="28"/>
+                <w:szCs w:val="28"/>
+                <w:cs/>
+                <w:lang w:bidi="ta-IN"/>
+              </w:rPr>
+              <w:t>அ</w:t>
+            </w:r>
+            <w:r>
+              <w:rPr>
+                <w:rFonts w:ascii="BRH Tamil Tab Extra" w:hAnsi="BRH Tamil Tab Extra" w:cs="Latha"/>
+                <w:b/>
+                <w:sz w:val="32"/>
+                <w:szCs w:val="28"/>
+                <w:lang w:bidi="ta-IN"/>
+              </w:rPr>
+              <w:t>…</w:t>
+            </w:r>
+            <w:r>
+              <w:rPr>
+                <w:rFonts w:ascii="Latha" w:hAnsi="Latha" w:cs="Latha"/>
+                <w:sz w:val="28"/>
+                <w:szCs w:val="28"/>
+                <w:highlight w:val="yellow"/>
+                <w:cs/>
+                <w:lang w:bidi="ta-IN"/>
+              </w:rPr>
+              <w:t>ஸி</w:t>
+            </w:r>
+            <w:r>
+              <w:rPr>
+                <w:rFonts w:ascii="BRH Tamil Tab Extra" w:hAnsi="BRH Tamil Tab Extra" w:cs="Latha"/>
+                <w:b/>
+                <w:sz w:val="36"/>
+                <w:szCs w:val="28"/>
+                <w:highlight w:val="yellow"/>
+                <w:lang w:bidi="ta-IN"/>
+              </w:rPr>
+              <w:t>‡‡</w:t>
+            </w:r>
+            <w:r>
+              <w:rPr>
+                <w:rFonts w:ascii="BRH Tamil Tab Extra" w:hAnsi="BRH Tamil Tab Extra" w:cs="Latha"/>
+                <w:b/>
+                <w:sz w:val="32"/>
+                <w:szCs w:val="28"/>
+                <w:lang w:bidi="ta-IN"/>
+              </w:rPr>
+              <w:t>…</w:t>
+            </w:r>
+            <w:r>
+              <w:rPr>
+                <w:rFonts w:ascii="Latha" w:hAnsi="Latha" w:cs="Latha"/>
+                <w:sz w:val="28"/>
+                <w:szCs w:val="28"/>
+                <w:lang w:bidi="ta-IN"/>
+              </w:rPr>
+              <w:t xml:space="preserve"> </w:t>
+            </w:r>
+            <w:r>
+              <w:rPr>
+                <w:rFonts w:ascii="Latha" w:hAnsi="Latha" w:cs="Latha"/>
+                <w:sz w:val="28"/>
+                <w:szCs w:val="28"/>
+                <w:cs/>
+                <w:lang w:bidi="ta-IN"/>
+              </w:rPr>
+              <w:t>ஸ</w:t>
+            </w:r>
+            <w:r>
+              <w:rPr>
+                <w:rFonts w:ascii="BRH Tamil Tab Extra" w:hAnsi="BRH Tamil Tab Extra" w:cs="Latha"/>
+                <w:b/>
+                <w:sz w:val="32"/>
+                <w:szCs w:val="28"/>
+                <w:lang w:bidi="ta-IN"/>
+              </w:rPr>
+              <w:t>…</w:t>
+            </w:r>
+            <w:r>
+              <w:rPr>
+                <w:rFonts w:ascii="Latha" w:hAnsi="Latha" w:cs="Latha"/>
+                <w:sz w:val="28"/>
+                <w:szCs w:val="28"/>
+                <w:cs/>
+                <w:lang w:bidi="ta-IN"/>
+              </w:rPr>
+              <w:t xml:space="preserve">த்யம் </w:t>
+            </w:r>
+            <w:r>
+              <w:rPr>
+                <w:rFonts w:ascii="Latha" w:hAnsi="Latha" w:cs="Latha"/>
+                <w:sz w:val="28"/>
+                <w:szCs w:val="28"/>
+                <w:lang w:bidi="ta-IN"/>
+              </w:rPr>
+              <w:t>|</w:t>
+            </w:r>
+          </w:p>
+        </w:tc>
+        <w:tc>
+          <w:tcPr>
+            <w:tcW w:w="5103" w:type="dxa"/>
+          </w:tcPr>
+          <w:p>
+            <w:pPr>
+              <w:widowControl w:val="0"/>
+              <w:autoSpaceDE w:val="0"/>
+              <w:autoSpaceDN w:val="0"/>
+              <w:adjustRightInd w:val="0"/>
+              <w:spacing w:before="0" w:line="240" w:lineRule="auto"/>
+              <w:rPr>
+                <w:rFonts w:ascii="Latha" w:hAnsi="Latha" w:cs="Latha"/>
+                <w:sz w:val="28"/>
+                <w:szCs w:val="28"/>
+                <w:cs/>
+                <w:lang w:bidi="ta-IN"/>
+              </w:rPr>
+            </w:pPr>
+            <w:r>
+              <w:rPr>
+                <w:rFonts w:ascii="Latha" w:hAnsi="Latha" w:cs="Latha"/>
+                <w:b/>
+                <w:bCs/>
+                <w:i/>
+                <w:iCs/>
+                <w:sz w:val="28"/>
+                <w:szCs w:val="28"/>
+                <w:cs/>
+                <w:lang w:bidi="ta-IN"/>
+              </w:rPr>
+              <w:t>ரு</w:t>
+            </w:r>
+            <w:r>
+              <w:rPr>
+                <w:rFonts w:ascii="BRH Tamil Tab Extra" w:hAnsi="BRH Tamil Tab Extra" w:cs="Latha"/>
+                <w:b/>
+                <w:sz w:val="32"/>
+                <w:szCs w:val="28"/>
+                <w:lang w:bidi="ta-IN"/>
+              </w:rPr>
+              <w:t>…</w:t>
+            </w:r>
+            <w:r>
+              <w:rPr>
+                <w:rFonts w:ascii="Latha" w:hAnsi="Latha" w:cs="Latha"/>
+                <w:sz w:val="28"/>
+                <w:szCs w:val="28"/>
+                <w:cs/>
+                <w:lang w:bidi="ta-IN"/>
+              </w:rPr>
+              <w:t>தம</w:t>
+            </w:r>
+            <w:r>
+              <w:rPr>
+                <w:rFonts w:ascii="BRH Tamil Tab Extra" w:hAnsi="BRH Tamil Tab Extra" w:cs="Latha"/>
+                <w:b/>
+                <w:sz w:val="36"/>
+                <w:szCs w:val="28"/>
+                <w:lang w:bidi="ta-IN"/>
+              </w:rPr>
+              <w:t>†</w:t>
+            </w:r>
+            <w:r>
+              <w:rPr>
+                <w:rFonts w:ascii="Latha" w:hAnsi="Latha" w:cs="Latha"/>
+                <w:sz w:val="28"/>
+                <w:szCs w:val="28"/>
+                <w:cs/>
+                <w:lang w:bidi="ta-IN"/>
+              </w:rPr>
+              <w:t xml:space="preserve">ஸி </w:t>
+            </w:r>
+            <w:r>
+              <w:rPr>
+                <w:rFonts w:ascii="Latha" w:hAnsi="Latha" w:cs="Latha"/>
+                <w:sz w:val="28"/>
+                <w:szCs w:val="28"/>
+                <w:lang w:bidi="ta-IN"/>
+              </w:rPr>
+              <w:t xml:space="preserve">| </w:t>
+            </w:r>
+            <w:r>
+              <w:rPr>
+                <w:rFonts w:ascii="Latha" w:hAnsi="Latha" w:cs="Latha"/>
+                <w:sz w:val="28"/>
+                <w:szCs w:val="28"/>
+                <w:cs/>
+                <w:lang w:bidi="ta-IN"/>
+              </w:rPr>
+              <w:t>அ</w:t>
+            </w:r>
+            <w:r>
+              <w:rPr>
+                <w:rFonts w:ascii="BRH Tamil Tab Extra" w:hAnsi="BRH Tamil Tab Extra" w:cs="Latha"/>
+                <w:b/>
+                <w:sz w:val="32"/>
+                <w:szCs w:val="28"/>
+                <w:highlight w:val="green"/>
+                <w:lang w:bidi="ta-IN"/>
+              </w:rPr>
+              <w:t>…</w:t>
+            </w:r>
+            <w:r>
+              <w:rPr>
+                <w:rFonts w:ascii="Latha" w:hAnsi="Latha" w:cs="Latha"/>
+                <w:sz w:val="28"/>
+                <w:szCs w:val="28"/>
+                <w:highlight w:val="green"/>
+                <w:cs/>
+                <w:lang w:bidi="ta-IN"/>
+              </w:rPr>
+              <w:t>ஸி</w:t>
+            </w:r>
+            <w:r>
+              <w:rPr>
+                <w:rFonts w:ascii="BRH Tamil Tab Extra" w:hAnsi="BRH Tamil Tab Extra" w:cs="Latha"/>
+                <w:b/>
+                <w:sz w:val="32"/>
+                <w:szCs w:val="28"/>
+                <w:highlight w:val="green"/>
+                <w:lang w:bidi="ta-IN"/>
+              </w:rPr>
+              <w:t>…</w:t>
+            </w:r>
+            <w:r>
+              <w:rPr>
+                <w:rFonts w:ascii="Latha" w:hAnsi="Latha" w:cs="Latha"/>
+                <w:sz w:val="28"/>
+                <w:szCs w:val="28"/>
+                <w:lang w:bidi="ta-IN"/>
+              </w:rPr>
+              <w:t xml:space="preserve"> </w:t>
+            </w:r>
+            <w:r>
+              <w:rPr>
+                <w:rFonts w:ascii="Latha" w:hAnsi="Latha" w:cs="Latha"/>
+                <w:sz w:val="28"/>
+                <w:szCs w:val="28"/>
+                <w:cs/>
+                <w:lang w:bidi="ta-IN"/>
+              </w:rPr>
+              <w:t>ஸ</w:t>
+            </w:r>
+            <w:r>
+              <w:rPr>
+                <w:rFonts w:ascii="BRH Tamil Tab Extra" w:hAnsi="BRH Tamil Tab Extra" w:cs="Latha"/>
+                <w:b/>
+                <w:sz w:val="32"/>
+                <w:szCs w:val="28"/>
+                <w:lang w:bidi="ta-IN"/>
+              </w:rPr>
+              <w:t>…</w:t>
+            </w:r>
+            <w:r>
+              <w:rPr>
+                <w:rFonts w:ascii="Latha" w:hAnsi="Latha" w:cs="Latha"/>
+                <w:sz w:val="28"/>
+                <w:szCs w:val="28"/>
+                <w:cs/>
+                <w:lang w:bidi="ta-IN"/>
+              </w:rPr>
+              <w:t xml:space="preserve">த்யம் </w:t>
+            </w:r>
+            <w:r>
+              <w:rPr>
+                <w:rFonts w:ascii="Latha" w:hAnsi="Latha" w:cs="Latha"/>
+                <w:sz w:val="28"/>
+                <w:szCs w:val="28"/>
+                <w:lang w:bidi="ta-IN"/>
+              </w:rPr>
+              <w:t>|</w:t>
+            </w:r>
+          </w:p>
+        </w:tc>
+      </w:tr>
+      <w:tr>
+        <w:trPr>
+          <w:trHeight w:val="918"/>
+        </w:trPr>
+        <w:tc>
+          <w:tcPr>
+            <w:tcW w:w="3970" w:type="dxa"/>
+          </w:tcPr>
+          <w:p>
+            <w:pPr>
+              <w:widowControl w:val="0"/>
+              <w:tabs>
+                <w:tab w:val="left" w:pos="993"/>
+              </w:tabs>
+              <w:autoSpaceDE w:val="0"/>
+              <w:autoSpaceDN w:val="0"/>
+              <w:adjustRightInd w:val="0"/>
+              <w:spacing w:before="0" w:line="252" w:lineRule="auto"/>
+              <w:ind w:right="297"/>
+              <w:rPr>
+                <w:rFonts w:cs="Arial"/>
+                <w:b/>
+                <w:sz w:val="28"/>
+                <w:szCs w:val="32"/>
+              </w:rPr>
+            </w:pPr>
+            <w:r>
+              <w:rPr>
+                <w:rFonts w:cs="Arial"/>
+                <w:b/>
+                <w:sz w:val="28"/>
+                <w:szCs w:val="32"/>
+              </w:rPr>
+              <w:t>T.S.3.3.</w:t>
+            </w:r>
+            <w:r>
+              <w:rPr>
+                <w:rFonts w:cs="Arial"/>
+                <w:b/>
+                <w:sz w:val="28"/>
+                <w:szCs w:val="32"/>
+              </w:rPr>
+              <w:t>7.1</w:t>
+            </w:r>
+            <w:r>
+              <w:rPr>
+                <w:rFonts w:cs="Arial"/>
+                <w:b/>
+                <w:sz w:val="28"/>
+                <w:szCs w:val="32"/>
+              </w:rPr>
+              <w:t xml:space="preserve"> – Kramam</w:t>
+            </w:r>
+          </w:p>
+          <w:p>
+            <w:pPr>
+              <w:widowControl w:val="0"/>
+              <w:tabs>
+                <w:tab w:val="left" w:pos="993"/>
+              </w:tabs>
+              <w:autoSpaceDE w:val="0"/>
+              <w:autoSpaceDN w:val="0"/>
+              <w:adjustRightInd w:val="0"/>
+              <w:spacing w:before="0" w:line="252" w:lineRule="auto"/>
+              <w:ind w:right="297"/>
+              <w:rPr>
+                <w:rFonts w:cs="Arial"/>
+                <w:b/>
+                <w:sz w:val="28"/>
+                <w:szCs w:val="32"/>
+              </w:rPr>
+            </w:pPr>
+            <w:r>
+              <w:rPr>
+                <w:rFonts w:cs="Arial"/>
+                <w:b/>
+                <w:sz w:val="28"/>
+                <w:szCs w:val="32"/>
+              </w:rPr>
+              <w:t xml:space="preserve">Krama Vaakyam No. - </w:t>
+            </w:r>
+            <w:r>
+              <w:rPr>
+                <w:rFonts w:cs="Arial"/>
+                <w:b/>
+                <w:sz w:val="28"/>
+                <w:szCs w:val="32"/>
+              </w:rPr>
+              <w:t>42</w:t>
+            </w:r>
+          </w:p>
+          <w:p>
+            <w:pPr>
+              <w:widowControl w:val="0"/>
+              <w:autoSpaceDE w:val="0"/>
+              <w:autoSpaceDN w:val="0"/>
+              <w:adjustRightInd w:val="0"/>
+              <w:spacing w:before="0" w:line="240" w:lineRule="auto"/>
+              <w:rPr>
+                <w:rFonts w:cs="Arial"/>
+                <w:bCs/>
+                <w:sz w:val="36"/>
+                <w:szCs w:val="36"/>
+                <w:lang w:bidi="ml-IN"/>
+              </w:rPr>
+            </w:pPr>
+            <w:r>
+              <w:rPr>
+                <w:rFonts w:cs="Arial"/>
+                <w:b/>
+                <w:sz w:val="28"/>
+                <w:szCs w:val="32"/>
+              </w:rPr>
+              <w:t>Panchaati No</w:t>
+            </w:r>
+            <w:r>
+              <w:rPr>
+                <w:rFonts w:cs="Arial"/>
+                <w:b/>
+                <w:szCs w:val="32"/>
+              </w:rPr>
+              <w:t xml:space="preserve">. - </w:t>
+            </w:r>
+            <w:r>
+              <w:rPr>
+                <w:rFonts w:cs="Arial"/>
+                <w:b/>
+                <w:sz w:val="28"/>
+                <w:szCs w:val="32"/>
+              </w:rPr>
+              <w:t>1</w:t>
+            </w:r>
+            <w:r>
+              <w:rPr>
+                <w:rFonts w:cs="Arial"/>
+                <w:b/>
+                <w:sz w:val="28"/>
+                <w:szCs w:val="32"/>
+              </w:rPr>
+              <w:t>9</w:t>
+            </w:r>
+          </w:p>
+        </w:tc>
+        <w:tc>
+          <w:tcPr>
+            <w:tcW w:w="4819" w:type="dxa"/>
+          </w:tcPr>
+          <w:p>
+            <w:pPr>
+              <w:widowControl w:val="0"/>
+              <w:autoSpaceDE w:val="0"/>
+              <w:autoSpaceDN w:val="0"/>
+              <w:adjustRightInd w:val="0"/>
+              <w:spacing w:before="0" w:line="240" w:lineRule="auto"/>
+              <w:rPr>
+                <w:rFonts w:ascii="BRH Devanagari Extra" w:hAnsi="BRH Devanagari Extra" w:cs="BRH Devanagari Extra"/>
+                <w:color w:val="000000"/>
+                <w:sz w:val="36"/>
+                <w:szCs w:val="40"/>
+                <w:lang w:bidi="ml-IN"/>
+              </w:rPr>
+            </w:pPr>
+            <w:r>
+              <w:rPr>
+                <w:rFonts w:ascii="Latha" w:hAnsi="Latha" w:cs="Latha"/>
+                <w:sz w:val="28"/>
+                <w:szCs w:val="28"/>
+                <w:cs/>
+                <w:lang w:bidi="ta-IN"/>
+              </w:rPr>
+              <w:t>ப்ர</w:t>
+            </w:r>
+            <w:r>
+              <w:rPr>
+                <w:rFonts w:ascii="BRH Tamil Tab Extra" w:hAnsi="BRH Tamil Tab Extra" w:cs="Latha"/>
+                <w:b/>
+                <w:sz w:val="32"/>
+                <w:szCs w:val="28"/>
+                <w:lang w:bidi="ta-IN"/>
+              </w:rPr>
+              <w:t>…</w:t>
+            </w:r>
+            <w:r>
+              <w:rPr>
+                <w:rFonts w:ascii="Latha" w:hAnsi="Latha" w:cs="Latha"/>
+                <w:sz w:val="28"/>
+                <w:szCs w:val="28"/>
+                <w:cs/>
+                <w:lang w:bidi="ta-IN"/>
+              </w:rPr>
+              <w:t>ஜாப</w:t>
+            </w:r>
+            <w:r>
+              <w:rPr>
+                <w:rFonts w:ascii="BRH Tamil Tab Extra" w:hAnsi="BRH Tamil Tab Extra" w:cs="Latha"/>
+                <w:b/>
+                <w:sz w:val="36"/>
+                <w:szCs w:val="28"/>
+                <w:lang w:bidi="ta-IN"/>
+              </w:rPr>
+              <w:t>†</w:t>
+            </w:r>
+            <w:r>
+              <w:rPr>
+                <w:rFonts w:ascii="Latha" w:hAnsi="Latha" w:cs="Latha"/>
+                <w:sz w:val="28"/>
+                <w:szCs w:val="28"/>
+                <w:cs/>
+                <w:lang w:bidi="ta-IN"/>
+              </w:rPr>
+              <w:t>தி</w:t>
+            </w:r>
+            <w:r>
+              <w:rPr>
+                <w:rFonts w:ascii="BRH Tamil Tab Extra" w:hAnsi="BRH Tamil Tab Extra" w:cs="Latha"/>
+                <w:b/>
+                <w:sz w:val="32"/>
+                <w:szCs w:val="28"/>
+                <w:highlight w:val="yellow"/>
+                <w:lang w:bidi="ta-IN"/>
+              </w:rPr>
+              <w:t>…</w:t>
+            </w:r>
+            <w:r>
+              <w:rPr>
+                <w:rFonts w:ascii="Latha" w:hAnsi="Latha" w:cs="Latha"/>
+                <w:b/>
+                <w:bCs/>
+                <w:sz w:val="32"/>
+                <w:szCs w:val="32"/>
+                <w:highlight w:val="yellow"/>
+                <w:cs/>
+                <w:lang w:bidi="ta-IN"/>
+              </w:rPr>
+              <w:t>:</w:t>
+            </w:r>
+            <w:r>
+              <w:rPr>
+                <w:rFonts w:ascii="Latha" w:hAnsi="Latha" w:cs="Latha"/>
+                <w:sz w:val="28"/>
+                <w:szCs w:val="28"/>
+                <w:highlight w:val="yellow"/>
+                <w:cs/>
+                <w:lang w:bidi="ta-IN"/>
+              </w:rPr>
+              <w:t xml:space="preserve"> ச</w:t>
+            </w:r>
+            <w:r>
+              <w:rPr>
+                <w:rFonts w:ascii="Latha" w:hAnsi="Latha" w:cs="Latha"/>
+                <w:b/>
+                <w:bCs/>
+                <w:position w:val="-12"/>
+                <w:sz w:val="28"/>
+                <w:szCs w:val="28"/>
+                <w:highlight w:val="yellow"/>
+                <w:cs/>
+                <w:lang w:bidi="ta-IN"/>
+              </w:rPr>
+              <w:t>2</w:t>
+            </w:r>
+            <w:r>
+              <w:rPr>
+                <w:rFonts w:ascii="Latha" w:hAnsi="Latha" w:cs="Latha"/>
+                <w:sz w:val="28"/>
+                <w:szCs w:val="28"/>
+                <w:highlight w:val="yellow"/>
+                <w:cs/>
+                <w:lang w:bidi="ta-IN"/>
+              </w:rPr>
+              <w:t>ந்</w:t>
+            </w:r>
+            <w:r>
+              <w:rPr>
+                <w:rFonts w:ascii="Latha" w:hAnsi="Latha" w:cs="Latha"/>
+                <w:sz w:val="28"/>
+                <w:szCs w:val="28"/>
+                <w:cs/>
+                <w:lang w:bidi="ta-IN"/>
+              </w:rPr>
+              <w:t>த</w:t>
+            </w:r>
+            <w:r>
+              <w:rPr>
+                <w:rFonts w:ascii="BRH Tamil Tab Extra" w:hAnsi="BRH Tamil Tab Extra" w:cs="Latha"/>
+                <w:b/>
+                <w:sz w:val="36"/>
+                <w:szCs w:val="28"/>
+                <w:lang w:bidi="ta-IN"/>
+              </w:rPr>
+              <w:t>†</w:t>
+            </w:r>
+            <w:r>
+              <w:rPr>
+                <w:rFonts w:ascii="Latha" w:hAnsi="Latha" w:cs="Latha"/>
+                <w:b/>
+                <w:bCs/>
+                <w:position w:val="-12"/>
+                <w:sz w:val="28"/>
+                <w:szCs w:val="28"/>
+                <w:cs/>
+                <w:lang w:bidi="ta-IN"/>
+              </w:rPr>
+              <w:t>3</w:t>
+            </w:r>
+            <w:r>
+              <w:rPr>
+                <w:rFonts w:ascii="Latha" w:hAnsi="Latha" w:cs="Latha"/>
+                <w:sz w:val="28"/>
+                <w:szCs w:val="28"/>
+                <w:cs/>
+                <w:lang w:bidi="ta-IN"/>
+              </w:rPr>
+              <w:t xml:space="preserve">ஸாம் </w:t>
+            </w:r>
+            <w:r>
+              <w:rPr>
+                <w:rFonts w:ascii="Latha" w:hAnsi="Latha" w:cs="Latha"/>
+                <w:sz w:val="28"/>
+                <w:szCs w:val="28"/>
+                <w:lang w:bidi="ta-IN"/>
+              </w:rPr>
+              <w:t>|</w:t>
+            </w:r>
+          </w:p>
+        </w:tc>
+        <w:tc>
+          <w:tcPr>
+            <w:tcW w:w="5103" w:type="dxa"/>
+          </w:tcPr>
+          <w:p>
+            <w:pPr>
+              <w:widowControl w:val="0"/>
+              <w:autoSpaceDE w:val="0"/>
+              <w:autoSpaceDN w:val="0"/>
+              <w:adjustRightInd w:val="0"/>
+              <w:spacing w:before="0" w:line="240" w:lineRule="auto"/>
+              <w:rPr>
+                <w:rFonts w:ascii="BRH Devanagari Extra" w:hAnsi="BRH Devanagari Extra" w:cs="BRH Devanagari Extra"/>
+                <w:color w:val="000000"/>
+                <w:sz w:val="36"/>
+                <w:szCs w:val="40"/>
+                <w:lang w:bidi="ml-IN"/>
+              </w:rPr>
+            </w:pPr>
+            <w:r>
+              <w:rPr>
+                <w:rFonts w:ascii="Latha" w:hAnsi="Latha" w:cs="Latha"/>
+                <w:sz w:val="28"/>
+                <w:szCs w:val="28"/>
+                <w:cs/>
+                <w:lang w:bidi="ta-IN"/>
+              </w:rPr>
+              <w:t>ப்ர</w:t>
+            </w:r>
+            <w:r>
+              <w:rPr>
+                <w:rFonts w:ascii="BRH Tamil Tab Extra" w:hAnsi="BRH Tamil Tab Extra" w:cs="Latha"/>
+                <w:b/>
+                <w:sz w:val="32"/>
+                <w:szCs w:val="28"/>
+                <w:lang w:bidi="ta-IN"/>
+              </w:rPr>
+              <w:t>…</w:t>
+            </w:r>
+            <w:r>
+              <w:rPr>
+                <w:rFonts w:ascii="Latha" w:hAnsi="Latha" w:cs="Latha"/>
+                <w:sz w:val="28"/>
+                <w:szCs w:val="28"/>
+                <w:cs/>
+                <w:lang w:bidi="ta-IN"/>
+              </w:rPr>
+              <w:t>ஜாப</w:t>
+            </w:r>
+            <w:r>
+              <w:rPr>
+                <w:rFonts w:ascii="BRH Tamil Tab Extra" w:hAnsi="BRH Tamil Tab Extra" w:cs="Latha"/>
+                <w:b/>
+                <w:sz w:val="36"/>
+                <w:szCs w:val="28"/>
+                <w:lang w:bidi="ta-IN"/>
+              </w:rPr>
+              <w:t>†</w:t>
+            </w:r>
+            <w:r>
+              <w:rPr>
+                <w:rFonts w:ascii="Latha" w:hAnsi="Latha" w:cs="Latha"/>
+                <w:sz w:val="28"/>
+                <w:szCs w:val="28"/>
+                <w:cs/>
+                <w:lang w:bidi="ta-IN"/>
+              </w:rPr>
+              <w:t>தி</w:t>
+            </w:r>
+            <w:r>
+              <w:rPr>
+                <w:rFonts w:ascii="BRH Tamil Tab Extra" w:hAnsi="BRH Tamil Tab Extra" w:cs="Latha"/>
+                <w:b/>
+                <w:sz w:val="32"/>
+                <w:szCs w:val="28"/>
+                <w:highlight w:val="yellow"/>
+                <w:lang w:bidi="ta-IN"/>
+              </w:rPr>
+              <w:t>…</w:t>
+            </w:r>
+            <w:r>
+              <w:rPr>
+                <w:rFonts w:ascii="Latha" w:hAnsi="Latha" w:cs="Latha"/>
+                <w:sz w:val="28"/>
+                <w:szCs w:val="28"/>
+                <w:highlight w:val="green"/>
+                <w:cs/>
+                <w:lang w:bidi="ta-IN"/>
+              </w:rPr>
+              <w:t>ஶ்ச</w:t>
+            </w:r>
+            <w:r>
+              <w:rPr>
+                <w:rFonts w:ascii="Latha" w:hAnsi="Latha" w:cs="Latha"/>
+                <w:b/>
+                <w:bCs/>
+                <w:position w:val="-12"/>
+                <w:sz w:val="28"/>
+                <w:szCs w:val="28"/>
+                <w:highlight w:val="green"/>
+                <w:cs/>
+                <w:lang w:bidi="ta-IN"/>
+              </w:rPr>
+              <w:t>2</w:t>
+            </w:r>
+            <w:r>
+              <w:rPr>
+                <w:rFonts w:ascii="Latha" w:hAnsi="Latha" w:cs="Latha"/>
+                <w:sz w:val="28"/>
+                <w:szCs w:val="28"/>
+                <w:highlight w:val="green"/>
+                <w:cs/>
+                <w:lang w:bidi="ta-IN"/>
+              </w:rPr>
+              <w:t>ந்</w:t>
+            </w:r>
+            <w:r>
+              <w:rPr>
+                <w:rFonts w:ascii="Latha" w:hAnsi="Latha" w:cs="Latha"/>
+                <w:sz w:val="28"/>
+                <w:szCs w:val="28"/>
+                <w:cs/>
+                <w:lang w:bidi="ta-IN"/>
+              </w:rPr>
+              <w:t>த</w:t>
+            </w:r>
+            <w:r>
+              <w:rPr>
+                <w:rFonts w:ascii="BRH Tamil Tab Extra" w:hAnsi="BRH Tamil Tab Extra" w:cs="Latha"/>
+                <w:b/>
+                <w:sz w:val="36"/>
+                <w:szCs w:val="28"/>
+                <w:lang w:bidi="ta-IN"/>
+              </w:rPr>
+              <w:t>†</w:t>
+            </w:r>
+            <w:r>
+              <w:rPr>
+                <w:rFonts w:ascii="Latha" w:hAnsi="Latha" w:cs="Latha"/>
+                <w:b/>
+                <w:bCs/>
+                <w:position w:val="-12"/>
+                <w:sz w:val="28"/>
+                <w:szCs w:val="28"/>
+                <w:cs/>
+                <w:lang w:bidi="ta-IN"/>
+              </w:rPr>
+              <w:t>3</w:t>
+            </w:r>
+            <w:r>
+              <w:rPr>
+                <w:rFonts w:ascii="Latha" w:hAnsi="Latha" w:cs="Latha"/>
+                <w:sz w:val="28"/>
+                <w:szCs w:val="28"/>
+                <w:cs/>
+                <w:lang w:bidi="ta-IN"/>
+              </w:rPr>
+              <w:t xml:space="preserve">ஸாம் </w:t>
+            </w:r>
+            <w:r>
+              <w:rPr>
+                <w:rFonts w:ascii="Latha" w:hAnsi="Latha" w:cs="Latha"/>
+                <w:sz w:val="28"/>
+                <w:szCs w:val="28"/>
+                <w:lang w:bidi="ta-IN"/>
+              </w:rPr>
+              <w:t>|</w:t>
+            </w:r>
+          </w:p>
+        </w:tc>
+      </w:tr>
+      <w:tr>
+        <w:trPr>
+          <w:trHeight w:val="918"/>
+        </w:trPr>
+        <w:tc>
+          <w:tcPr>
+            <w:tcW w:w="3970" w:type="dxa"/>
+          </w:tcPr>
+          <w:p>
+            <w:pPr>
+              <w:widowControl w:val="0"/>
+              <w:tabs>
+                <w:tab w:val="left" w:pos="993"/>
+              </w:tabs>
+              <w:autoSpaceDE w:val="0"/>
+              <w:autoSpaceDN w:val="0"/>
+              <w:adjustRightInd w:val="0"/>
+              <w:spacing w:before="0" w:line="252" w:lineRule="auto"/>
+              <w:ind w:right="297"/>
+              <w:rPr>
+                <w:rFonts w:cs="Arial"/>
+                <w:b/>
+                <w:sz w:val="28"/>
+                <w:szCs w:val="32"/>
+              </w:rPr>
+            </w:pPr>
+            <w:r>
+              <w:rPr>
+                <w:rFonts w:cs="Arial"/>
+                <w:b/>
+                <w:sz w:val="28"/>
+                <w:szCs w:val="32"/>
+              </w:rPr>
+              <w:t>T.S.3.3.</w:t>
+            </w:r>
+            <w:r>
+              <w:rPr>
+                <w:rFonts w:cs="Arial"/>
+                <w:b/>
+                <w:sz w:val="28"/>
+                <w:szCs w:val="32"/>
+              </w:rPr>
+              <w:t>8.5</w:t>
+            </w:r>
+            <w:r>
+              <w:rPr>
+                <w:rFonts w:cs="Arial"/>
+                <w:b/>
+                <w:sz w:val="28"/>
+                <w:szCs w:val="32"/>
+              </w:rPr>
+              <w:t xml:space="preserve"> – Kramam</w:t>
+            </w:r>
+          </w:p>
+          <w:p>
+            <w:pPr>
+              <w:widowControl w:val="0"/>
+              <w:tabs>
+                <w:tab w:val="left" w:pos="993"/>
+              </w:tabs>
+              <w:autoSpaceDE w:val="0"/>
+              <w:autoSpaceDN w:val="0"/>
+              <w:adjustRightInd w:val="0"/>
+              <w:spacing w:before="0" w:line="252" w:lineRule="auto"/>
+              <w:ind w:right="297"/>
+              <w:rPr>
+                <w:rFonts w:cs="Arial"/>
+                <w:b/>
+                <w:sz w:val="28"/>
+                <w:szCs w:val="32"/>
+              </w:rPr>
+            </w:pPr>
+            <w:r>
+              <w:rPr>
+                <w:rFonts w:cs="Arial"/>
+                <w:b/>
+                <w:sz w:val="28"/>
+                <w:szCs w:val="32"/>
+              </w:rPr>
+              <w:t xml:space="preserve">Krama Vaakyam No. - </w:t>
+            </w:r>
+            <w:r>
+              <w:rPr>
+                <w:rFonts w:cs="Arial"/>
+                <w:b/>
+                <w:sz w:val="28"/>
+                <w:szCs w:val="32"/>
+              </w:rPr>
+              <w:t>24</w:t>
+            </w:r>
+          </w:p>
+          <w:p>
+            <w:pPr>
+              <w:widowControl w:val="0"/>
+              <w:tabs>
+                <w:tab w:val="left" w:pos="993"/>
+              </w:tabs>
+              <w:autoSpaceDE w:val="0"/>
+              <w:autoSpaceDN w:val="0"/>
+              <w:adjustRightInd w:val="0"/>
+              <w:spacing w:before="0" w:line="252" w:lineRule="auto"/>
+              <w:ind w:right="297"/>
+              <w:rPr>
+                <w:rFonts w:cs="Arial"/>
+                <w:b/>
+                <w:sz w:val="28"/>
+                <w:szCs w:val="32"/>
+              </w:rPr>
+            </w:pPr>
+            <w:r>
+              <w:rPr>
+                <w:rFonts w:cs="Arial"/>
+                <w:b/>
+                <w:sz w:val="28"/>
+                <w:szCs w:val="32"/>
+              </w:rPr>
+              <w:t>Panchaati No</w:t>
+            </w:r>
+            <w:r>
+              <w:rPr>
+                <w:rFonts w:cs="Arial"/>
+                <w:b/>
+                <w:szCs w:val="32"/>
+              </w:rPr>
+              <w:t>. -</w:t>
+            </w:r>
+            <w:r>
+              <w:rPr>
+                <w:rFonts w:cs="Arial"/>
+                <w:b/>
+                <w:sz w:val="28"/>
+                <w:szCs w:val="28"/>
+              </w:rPr>
+              <w:t xml:space="preserve"> 26</w:t>
+            </w:r>
+          </w:p>
+        </w:tc>
+        <w:tc>
+          <w:tcPr>
+            <w:tcW w:w="4819" w:type="dxa"/>
+          </w:tcPr>
+          <w:p>
+            <w:pPr>
+              <w:widowControl w:val="0"/>
+              <w:autoSpaceDE w:val="0"/>
+              <w:autoSpaceDN w:val="0"/>
+              <w:adjustRightInd w:val="0"/>
+              <w:spacing w:before="0" w:line="240" w:lineRule="auto"/>
+              <w:rPr>
+                <w:rFonts w:ascii="Latha" w:hAnsi="Latha" w:cs="Latha"/>
+                <w:sz w:val="28"/>
+                <w:szCs w:val="28"/>
+                <w:cs/>
+                <w:lang w:bidi="ta-IN"/>
+              </w:rPr>
+            </w:pPr>
+            <w:r>
+              <w:rPr>
+                <w:rFonts w:ascii="Latha" w:hAnsi="Latha" w:cs="Latha"/>
+                <w:sz w:val="28"/>
+                <w:szCs w:val="28"/>
+                <w:cs/>
+                <w:lang w:bidi="ta-IN"/>
+              </w:rPr>
+              <w:t>உ</w:t>
+            </w:r>
+            <w:r>
+              <w:rPr>
+                <w:rFonts w:ascii="BRH Tamil Tab Extra" w:hAnsi="BRH Tamil Tab Extra" w:cs="Latha"/>
+                <w:b/>
+                <w:sz w:val="32"/>
+                <w:szCs w:val="28"/>
+                <w:lang w:bidi="ta-IN"/>
+              </w:rPr>
+              <w:t>…</w:t>
+            </w:r>
+            <w:r>
+              <w:rPr>
+                <w:rFonts w:ascii="Latha" w:hAnsi="Latha" w:cs="Latha"/>
+                <w:sz w:val="28"/>
+                <w:szCs w:val="28"/>
+                <w:cs/>
+                <w:lang w:bidi="ta-IN"/>
+              </w:rPr>
+              <w:t>ப</w:t>
+            </w:r>
+            <w:r>
+              <w:rPr>
+                <w:rFonts w:ascii="BRH Tamil Tab Extra" w:hAnsi="BRH Tamil Tab Extra" w:cs="Latha"/>
+                <w:b/>
+                <w:sz w:val="32"/>
+                <w:szCs w:val="28"/>
+                <w:lang w:bidi="ta-IN"/>
+              </w:rPr>
+              <w:t>…</w:t>
+            </w:r>
+            <w:r>
+              <w:rPr>
+                <w:rFonts w:ascii="Latha" w:hAnsi="Latha" w:cs="Latha"/>
+                <w:sz w:val="28"/>
+                <w:szCs w:val="28"/>
+                <w:cs/>
+                <w:lang w:bidi="ta-IN"/>
+              </w:rPr>
+              <w:t>த்</w:t>
+            </w:r>
+            <w:r>
+              <w:rPr>
+                <w:rFonts w:ascii="Latha" w:hAnsi="Latha" w:cs="Latha"/>
+                <w:b/>
+                <w:bCs/>
+                <w:position w:val="-12"/>
+                <w:sz w:val="28"/>
+                <w:szCs w:val="28"/>
+                <w:cs/>
+                <w:lang w:bidi="ta-IN"/>
+              </w:rPr>
+              <w:t>3</w:t>
+            </w:r>
+            <w:r>
+              <w:rPr>
+                <w:rFonts w:ascii="Latha" w:hAnsi="Latha" w:cs="Latha"/>
+                <w:sz w:val="28"/>
+                <w:szCs w:val="28"/>
+                <w:cs/>
+                <w:lang w:bidi="ta-IN"/>
+              </w:rPr>
+              <w:t>ர</w:t>
+            </w:r>
+            <w:r>
+              <w:rPr>
+                <w:rFonts w:ascii="BRH Tamil Tab Extra" w:hAnsi="BRH Tamil Tab Extra" w:cs="Latha"/>
+                <w:b/>
+                <w:sz w:val="32"/>
+                <w:szCs w:val="28"/>
+                <w:lang w:bidi="ta-IN"/>
+              </w:rPr>
+              <w:t>…</w:t>
+            </w:r>
+            <w:r>
+              <w:rPr>
+                <w:rFonts w:ascii="Latha" w:hAnsi="Latha" w:cs="Latha"/>
+                <w:sz w:val="28"/>
+                <w:szCs w:val="28"/>
+                <w:cs/>
+                <w:lang w:bidi="ta-IN"/>
+              </w:rPr>
+              <w:t>ஷ்டார</w:t>
+            </w:r>
+            <w:r>
+              <w:rPr>
+                <w:rFonts w:ascii="BRH Tamil Tab Extra" w:hAnsi="BRH Tamil Tab Extra" w:cs="Latha"/>
+                <w:b/>
+                <w:sz w:val="36"/>
+                <w:szCs w:val="28"/>
+                <w:lang w:bidi="ta-IN"/>
+              </w:rPr>
+              <w:t>†</w:t>
+            </w:r>
+            <w:r>
+              <w:rPr>
+                <w:rFonts w:ascii="Latha" w:hAnsi="Latha" w:cs="Latha"/>
+                <w:sz w:val="28"/>
+                <w:szCs w:val="28"/>
+                <w:cs/>
+                <w:lang w:bidi="ta-IN"/>
+              </w:rPr>
+              <w:t>முபஶ்ரோ</w:t>
+            </w:r>
+            <w:r>
+              <w:rPr>
+                <w:rFonts w:ascii="BRH Tamil Tab Extra" w:hAnsi="BRH Tamil Tab Extra" w:cs="Latha"/>
+                <w:b/>
+                <w:sz w:val="32"/>
+                <w:szCs w:val="28"/>
+                <w:lang w:bidi="ta-IN"/>
+              </w:rPr>
+              <w:t>…</w:t>
+            </w:r>
+            <w:r>
+              <w:rPr>
+                <w:rFonts w:ascii="Latha" w:hAnsi="Latha" w:cs="Latha"/>
+                <w:sz w:val="28"/>
+                <w:szCs w:val="28"/>
+                <w:cs/>
+                <w:lang w:bidi="ta-IN"/>
+              </w:rPr>
+              <w:t>தா</w:t>
+            </w:r>
+            <w:r>
+              <w:rPr>
+                <w:rFonts w:ascii="Latha" w:hAnsi="Latha" w:cs="Latha"/>
+                <w:sz w:val="28"/>
+                <w:szCs w:val="28"/>
+                <w:highlight w:val="yellow"/>
+                <w:cs/>
+                <w:lang w:bidi="ta-IN"/>
+              </w:rPr>
+              <w:t>ர</w:t>
+            </w:r>
+            <w:r>
+              <w:rPr>
+                <w:rFonts w:ascii="BRH Tamil Tab Extra" w:hAnsi="BRH Tamil Tab Extra" w:cs="Latha"/>
+                <w:b/>
+                <w:sz w:val="36"/>
+                <w:szCs w:val="28"/>
+                <w:highlight w:val="yellow"/>
+                <w:lang w:bidi="ta-IN"/>
+              </w:rPr>
+              <w:t>†</w:t>
+            </w:r>
+            <w:r>
+              <w:rPr>
+                <w:rFonts w:ascii="Latha" w:hAnsi="Latha" w:cs="Latha"/>
+                <w:sz w:val="28"/>
+                <w:szCs w:val="28"/>
+                <w:highlight w:val="yellow"/>
+                <w:cs/>
+                <w:lang w:bidi="ta-IN"/>
+              </w:rPr>
+              <w:t>ம்</w:t>
+            </w:r>
+            <w:r>
+              <w:rPr>
+                <w:rFonts w:ascii="Latha" w:hAnsi="Latha" w:cs="Latha"/>
+                <w:sz w:val="28"/>
+                <w:szCs w:val="28"/>
+                <w:highlight w:val="cyan"/>
+                <w:cs/>
+                <w:lang w:bidi="ta-IN"/>
+              </w:rPr>
+              <w:t xml:space="preserve"> </w:t>
+            </w:r>
+          </w:p>
+        </w:tc>
+        <w:tc>
+          <w:tcPr>
+            <w:tcW w:w="5103" w:type="dxa"/>
+          </w:tcPr>
+          <w:p>
+            <w:pPr>
+              <w:widowControl w:val="0"/>
+              <w:autoSpaceDE w:val="0"/>
+              <w:autoSpaceDN w:val="0"/>
+              <w:adjustRightInd w:val="0"/>
+              <w:spacing w:before="0" w:line="240" w:lineRule="auto"/>
+              <w:rPr>
+                <w:rFonts w:ascii="Latha" w:hAnsi="Latha" w:cs="Latha"/>
+                <w:sz w:val="28"/>
+                <w:szCs w:val="28"/>
+                <w:cs/>
+                <w:lang w:bidi="ta-IN"/>
+              </w:rPr>
+            </w:pPr>
+            <w:r>
+              <w:rPr>
+                <w:rFonts w:ascii="Latha" w:hAnsi="Latha" w:cs="Latha"/>
+                <w:sz w:val="28"/>
+                <w:szCs w:val="28"/>
+                <w:cs/>
+                <w:lang w:bidi="ta-IN"/>
+              </w:rPr>
+              <w:t>உ</w:t>
+            </w:r>
+            <w:r>
+              <w:rPr>
+                <w:rFonts w:ascii="BRH Tamil Tab Extra" w:hAnsi="BRH Tamil Tab Extra" w:cs="Latha"/>
+                <w:b/>
+                <w:sz w:val="32"/>
+                <w:szCs w:val="28"/>
+                <w:lang w:bidi="ta-IN"/>
+              </w:rPr>
+              <w:t>…</w:t>
+            </w:r>
+            <w:r>
+              <w:rPr>
+                <w:rFonts w:ascii="Latha" w:hAnsi="Latha" w:cs="Latha"/>
+                <w:sz w:val="28"/>
+                <w:szCs w:val="28"/>
+                <w:cs/>
+                <w:lang w:bidi="ta-IN"/>
+              </w:rPr>
+              <w:t>ப</w:t>
+            </w:r>
+            <w:r>
+              <w:rPr>
+                <w:rFonts w:ascii="BRH Tamil Tab Extra" w:hAnsi="BRH Tamil Tab Extra" w:cs="Latha"/>
+                <w:b/>
+                <w:sz w:val="32"/>
+                <w:szCs w:val="28"/>
+                <w:lang w:bidi="ta-IN"/>
+              </w:rPr>
+              <w:t>…</w:t>
+            </w:r>
+            <w:r>
+              <w:rPr>
+                <w:rFonts w:ascii="Latha" w:hAnsi="Latha" w:cs="Latha"/>
+                <w:sz w:val="28"/>
+                <w:szCs w:val="28"/>
+                <w:cs/>
+                <w:lang w:bidi="ta-IN"/>
+              </w:rPr>
+              <w:t>த்</w:t>
+            </w:r>
+            <w:r>
+              <w:rPr>
+                <w:rFonts w:ascii="Latha" w:hAnsi="Latha" w:cs="Latha"/>
+                <w:b/>
+                <w:bCs/>
+                <w:position w:val="-12"/>
+                <w:sz w:val="28"/>
+                <w:szCs w:val="28"/>
+                <w:cs/>
+                <w:lang w:bidi="ta-IN"/>
+              </w:rPr>
+              <w:t>3</w:t>
+            </w:r>
+            <w:r>
+              <w:rPr>
+                <w:rFonts w:ascii="Latha" w:hAnsi="Latha" w:cs="Latha"/>
+                <w:sz w:val="28"/>
+                <w:szCs w:val="28"/>
+                <w:cs/>
+                <w:lang w:bidi="ta-IN"/>
+              </w:rPr>
+              <w:t>ர</w:t>
+            </w:r>
+            <w:r>
+              <w:rPr>
+                <w:rFonts w:ascii="BRH Tamil Tab Extra" w:hAnsi="BRH Tamil Tab Extra" w:cs="Latha"/>
+                <w:b/>
+                <w:sz w:val="32"/>
+                <w:szCs w:val="28"/>
+                <w:lang w:bidi="ta-IN"/>
+              </w:rPr>
+              <w:t>…</w:t>
+            </w:r>
+            <w:r>
+              <w:rPr>
+                <w:rFonts w:ascii="Latha" w:hAnsi="Latha" w:cs="Latha"/>
+                <w:sz w:val="28"/>
+                <w:szCs w:val="28"/>
+                <w:cs/>
+                <w:lang w:bidi="ta-IN"/>
+              </w:rPr>
+              <w:t>ஷ்டார</w:t>
+            </w:r>
+            <w:r>
+              <w:rPr>
+                <w:rFonts w:ascii="BRH Tamil Tab Extra" w:hAnsi="BRH Tamil Tab Extra" w:cs="Latha"/>
+                <w:b/>
+                <w:sz w:val="36"/>
+                <w:szCs w:val="28"/>
+                <w:lang w:bidi="ta-IN"/>
+              </w:rPr>
+              <w:t>†</w:t>
+            </w:r>
+            <w:r>
+              <w:rPr>
+                <w:rFonts w:ascii="Latha" w:hAnsi="Latha" w:cs="Latha"/>
+                <w:sz w:val="28"/>
+                <w:szCs w:val="28"/>
+                <w:cs/>
+                <w:lang w:bidi="ta-IN"/>
+              </w:rPr>
+              <w:t>முபஶ்ரோ</w:t>
+            </w:r>
+            <w:r>
+              <w:rPr>
+                <w:rFonts w:ascii="BRH Tamil Tab Extra" w:hAnsi="BRH Tamil Tab Extra" w:cs="Latha"/>
+                <w:b/>
+                <w:sz w:val="32"/>
+                <w:szCs w:val="28"/>
+                <w:lang w:bidi="ta-IN"/>
+              </w:rPr>
+              <w:t>…</w:t>
+            </w:r>
+            <w:r>
+              <w:rPr>
+                <w:rFonts w:ascii="Latha" w:hAnsi="Latha" w:cs="Latha"/>
+                <w:sz w:val="28"/>
+                <w:szCs w:val="28"/>
+                <w:cs/>
+                <w:lang w:bidi="ta-IN"/>
+              </w:rPr>
+              <w:t>தா</w:t>
+            </w:r>
+            <w:r>
+              <w:rPr>
+                <w:rFonts w:ascii="Latha" w:hAnsi="Latha" w:cs="Latha"/>
+                <w:sz w:val="28"/>
+                <w:szCs w:val="28"/>
+                <w:highlight w:val="green"/>
+                <w:cs/>
+                <w:lang w:bidi="ta-IN"/>
+              </w:rPr>
+              <w:t>ர</w:t>
+            </w:r>
+            <w:r>
+              <w:rPr>
+                <w:rFonts w:ascii="BRH Tamil Tab Extra" w:hAnsi="BRH Tamil Tab Extra" w:cs="Latha"/>
+                <w:b/>
+                <w:sz w:val="36"/>
+                <w:szCs w:val="28"/>
+                <w:highlight w:val="green"/>
+                <w:lang w:bidi="ta-IN"/>
+              </w:rPr>
+              <w:t>‡</w:t>
+            </w:r>
+            <w:r>
+              <w:rPr>
+                <w:rFonts w:ascii="Latha" w:hAnsi="Latha" w:cs="Latha"/>
+                <w:sz w:val="28"/>
+                <w:szCs w:val="28"/>
+                <w:highlight w:val="green"/>
+                <w:cs/>
+                <w:lang w:bidi="ta-IN"/>
+              </w:rPr>
+              <w:t xml:space="preserve">ம் </w:t>
+            </w:r>
+            <w:r>
+              <w:rPr>
+                <w:rFonts w:ascii="Latha" w:hAnsi="Latha" w:cs="Latha"/>
+                <w:sz w:val="28"/>
+                <w:szCs w:val="28"/>
+                <w:highlight w:val="cyan"/>
+                <w:lang w:bidi="ta-IN"/>
+              </w:rPr>
+              <w:t>|</w:t>
+            </w:r>
+          </w:p>
+        </w:tc>
+      </w:tr>
+    </w:tbl>
+    <w:p>
+      <w:pPr>
+        <w:spacing w:before="0" w:line="240" w:lineRule="auto"/>
+        <w:jc w:val="center"/>
+        <w:rPr>
+          <w:b/>
+          <w:bCs/>
+          <w:sz w:val="32"/>
+          <w:szCs w:val="32"/>
+          <w:u w:val="single"/>
+        </w:rPr>
+      </w:pPr>
+      <w:r>
+        <w:rPr>
+          <w:b/>
+          <w:bCs/>
+          <w:sz w:val="32"/>
+          <w:szCs w:val="32"/>
+          <w:u w:val="single"/>
+        </w:rPr>
+        <w:t>==================</w:t>
+      </w:r>
+    </w:p>
+    <w:p>
+      <w:pPr>
+        <w:spacing w:before="0" w:line="240" w:lineRule="auto"/>
+        <w:jc w:val="center"/>
+        <w:rPr>
+          <w:b/>
+          <w:bCs/>
+          <w:sz w:val="32"/>
+          <w:szCs w:val="32"/>
+          <w:u w:val="single"/>
+        </w:rPr>
+      </w:pPr>
+    </w:p>
+    <w:p>
+      <w:pPr>
+        <w:spacing w:before="0" w:line="240" w:lineRule="auto"/>
+        <w:jc w:val="center"/>
+        <w:rPr>
+          <w:b/>
+          <w:bCs/>
+          <w:sz w:val="32"/>
+          <w:szCs w:val="32"/>
+          <w:u w:val="single"/>
+        </w:rPr>
+      </w:pPr>
+      <w:r>
+        <w:rPr>
+          <w:b/>
+          <w:bCs/>
+          <w:sz w:val="32"/>
+          <w:szCs w:val="32"/>
+          <w:u w:val="single"/>
+        </w:rPr>
+        <w:t xml:space="preserve">TS </w:t>
+      </w:r>
+      <w:r>
+        <w:rPr>
+          <w:b/>
+          <w:bCs/>
+          <w:sz w:val="32"/>
+          <w:szCs w:val="32"/>
+          <w:u w:val="single"/>
+        </w:rPr>
+        <w:t>Krama</w:t>
+      </w:r>
+      <w:r>
+        <w:rPr>
+          <w:b/>
+          <w:bCs/>
+          <w:sz w:val="32"/>
+          <w:szCs w:val="32"/>
+          <w:u w:val="single"/>
+        </w:rPr>
+        <w:t xml:space="preserve"> Paatam – TS </w:t>
+      </w:r>
+      <w:r>
+        <w:rPr>
+          <w:b/>
+          <w:bCs/>
+          <w:sz w:val="32"/>
+          <w:szCs w:val="32"/>
+          <w:u w:val="single"/>
+        </w:rPr>
+        <w:t>3.3</w:t>
+      </w:r>
+      <w:r>
+        <w:rPr>
+          <w:b/>
+          <w:bCs/>
+          <w:sz w:val="32"/>
+          <w:szCs w:val="32"/>
+          <w:u w:val="single"/>
+        </w:rPr>
+        <w:t xml:space="preserve"> </w:t>
+      </w:r>
+      <w:r>
+        <w:rPr>
+          <w:b/>
+          <w:bCs/>
+          <w:sz w:val="32"/>
+          <w:szCs w:val="32"/>
+          <w:u w:val="single"/>
+        </w:rPr>
+        <w:t>Tamil</w:t>
+      </w:r>
+      <w:r>
+        <w:rPr>
+          <w:b/>
+          <w:bCs/>
+          <w:sz w:val="32"/>
+          <w:szCs w:val="32"/>
+          <w:u w:val="single"/>
+        </w:rPr>
+        <w:t xml:space="preserve"> Corrections –</w:t>
+      </w:r>
+      <w:r>
+        <w:rPr>
+          <w:b/>
+          <w:bCs/>
+          <w:sz w:val="32"/>
+          <w:szCs w:val="32"/>
+          <w:u w:val="single"/>
+        </w:rPr>
+        <w:t xml:space="preserve"> </w:t>
+      </w:r>
+      <w:r>
+        <w:rPr>
+          <w:b/>
+          <w:bCs/>
+          <w:sz w:val="32"/>
+          <w:szCs w:val="32"/>
+          <w:u w:val="single"/>
+        </w:rPr>
+        <w:t xml:space="preserve">Observed till </w:t>
+      </w:r>
+      <w:r>
+        <w:rPr>
+          <w:b/>
+          <w:bCs/>
+          <w:sz w:val="32"/>
+          <w:szCs w:val="32"/>
+          <w:u w:val="single"/>
+        </w:rPr>
+        <w:t>31</w:t>
+      </w:r>
+      <w:r>
+        <w:rPr>
+          <w:b/>
+          <w:bCs/>
+          <w:sz w:val="32"/>
+          <w:szCs w:val="32"/>
+          <w:u w:val="single"/>
+          <w:vertAlign w:val="superscript"/>
+        </w:rPr>
+        <w:t>st</w:t>
+      </w:r>
+      <w:r>
+        <w:rPr>
+          <w:b/>
+          <w:bCs/>
+          <w:sz w:val="32"/>
+          <w:szCs w:val="32"/>
+          <w:u w:val="single"/>
+        </w:rPr>
+        <w:t xml:space="preserve"> August 2022</w:t>
+      </w:r>
+    </w:p>
+    <w:p>
+      <w:pPr>
+        <w:spacing w:before="0" w:line="240" w:lineRule="auto"/>
+        <w:jc w:val="center"/>
+        <w:rPr>
+          <w:bCs/>
+          <w:sz w:val="32"/>
+          <w:szCs w:val="32"/>
+        </w:rPr>
+      </w:pPr>
+      <w:r>
+        <w:rPr>
+          <w:bCs/>
+          <w:sz w:val="32"/>
+          <w:szCs w:val="32"/>
+        </w:rPr>
+        <w:t>(ignore those which are already incorporated in your book’s version and date)</w:t>
+      </w:r>
+    </w:p>
+    <w:tbl>
+      <w:tblPr>
+        <w:tblW w:w="13970" w:type="dxa"/>
+        <w:tblInd w:w="-792" w:type="dxa"/>
+        <w:tblBorders>
+          <w:top w:val="single" w:sz="4" w:space="0" w:color="000000"/>
+          <w:left w:val="single" w:sz="4" w:space="0" w:color="000000"/>
+          <w:bottom w:val="single" w:sz="4" w:space="0" w:color="000000"/>
+          <w:right w:val="single" w:sz="4" w:space="0" w:color="000000"/>
+          <w:insideH w:val="single" w:sz="4" w:space="0" w:color="000000"/>
+          <w:insideV w:val="single" w:sz="4" w:space="0" w:color="000000"/>
+        </w:tblBorders>
+        <w:tblLook w:val="04A0" w:firstRow="1" w:lastRow="0" w:firstColumn="1" w:lastColumn="0" w:noHBand="0" w:noVBand="1"/>
+      </w:tblPr>
+      <w:tblGrid>
+        <w:gridCol w:w="4048"/>
+        <w:gridCol w:w="4819"/>
+        <w:gridCol w:w="5103"/>
+      </w:tblGrid>
+      <w:tr>
+        <w:tc>
+          <w:tcPr>
+            <w:tcW w:w="4048" w:type="dxa"/>
+          </w:tcPr>
+          <w:p>
+            <w:pPr>
+              <w:spacing w:before="0" w:line="240" w:lineRule="auto"/>
+              <w:jc w:val="center"/>
+              <w:rPr>
+                <w:b/>
+                <w:bCs/>
+                <w:sz w:val="32"/>
+                <w:szCs w:val="32"/>
+              </w:rPr>
+            </w:pPr>
+            <w:r>
+              <w:rPr>
+                <w:b/>
+                <w:bCs/>
+                <w:sz w:val="32"/>
+                <w:szCs w:val="32"/>
+              </w:rPr>
+              <w:t>Section, Paragraph</w:t>
+            </w:r>
+          </w:p>
+          <w:p>
+            <w:pPr>
+              <w:spacing w:before="0" w:line="240" w:lineRule="auto"/>
+              <w:jc w:val="center"/>
+              <w:rPr>
+                <w:b/>
+                <w:bCs/>
+                <w:sz w:val="32"/>
+                <w:szCs w:val="32"/>
+              </w:rPr>
+            </w:pPr>
+            <w:r>
+              <w:rPr>
+                <w:b/>
+                <w:bCs/>
+                <w:sz w:val="32"/>
+                <w:szCs w:val="32"/>
+              </w:rPr>
+              <w:t>Reference</w:t>
+            </w:r>
+          </w:p>
+        </w:tc>
+        <w:tc>
+          <w:tcPr>
+            <w:tcW w:w="4819" w:type="dxa"/>
+          </w:tcPr>
+          <w:p>
+            <w:pPr>
+              <w:spacing w:before="0" w:line="240" w:lineRule="auto"/>
+              <w:jc w:val="center"/>
+              <w:rPr>
+                <w:b/>
+                <w:bCs/>
+                <w:sz w:val="32"/>
+                <w:szCs w:val="32"/>
+              </w:rPr>
+            </w:pPr>
+            <w:r>
+              <w:rPr>
+                <w:b/>
+                <w:bCs/>
+                <w:sz w:val="32"/>
+                <w:szCs w:val="32"/>
+              </w:rPr>
+              <w:t>As Printed</w:t>
+            </w:r>
+          </w:p>
+        </w:tc>
+        <w:tc>
+          <w:tcPr>
+            <w:tcW w:w="5103" w:type="dxa"/>
+          </w:tcPr>
+          <w:p>
+            <w:pPr>
+              <w:spacing w:before="0" w:line="240" w:lineRule="auto"/>
+              <w:ind w:right="-18"/>
+              <w:jc w:val="center"/>
+              <w:rPr>
+                <w:b/>
+                <w:bCs/>
+                <w:sz w:val="32"/>
+                <w:szCs w:val="32"/>
+              </w:rPr>
+            </w:pPr>
+            <w:r>
+              <w:rPr>
+                <w:b/>
+                <w:bCs/>
+                <w:sz w:val="32"/>
+                <w:szCs w:val="32"/>
+              </w:rPr>
+              <w:t>To be read as or corrected as</w:t>
+            </w:r>
+          </w:p>
+        </w:tc>
+      </w:tr>
+    </w:tbl>
+    <w:p>
+      <w:pPr>
+        <w:spacing w:before="0" w:line="240" w:lineRule="auto"/>
+        <w:rPr>
+          <w:vanish/>
+          <w:sz w:val="32"/>
+          <w:szCs w:val="32"/>
+        </w:rPr>
+      </w:pPr>
+    </w:p>
+    <w:tbl>
+      <w:tblPr>
         <w:tblW w:w="13970" w:type="dxa"/>
         <w:tblInd w:w="-792" w:type="dxa"/>
         <w:tblBorders>
@@ -313,7 +2192,6 @@
         <w:tc>
           <w:tcPr>
             <w:tcW w:w="4048" w:type="dxa"/>
-            <w:shd w:val="clear" w:color="auto" w:fill="auto"/>
           </w:tcPr>
           <w:p>
             <w:pPr>
@@ -346,7 +2224,6 @@
         <w:tc>
           <w:tcPr>
             <w:tcW w:w="4819" w:type="dxa"/>
-            <w:shd w:val="clear" w:color="auto" w:fill="auto"/>
           </w:tcPr>
           <w:p>
             <w:pPr>
@@ -379,7 +2256,6 @@
         <w:tc>
           <w:tcPr>
             <w:tcW w:w="5103" w:type="dxa"/>
-            <w:shd w:val="clear" w:color="auto" w:fill="auto"/>
           </w:tcPr>
           <w:p>
             <w:pPr>
@@ -433,6 +2309,42 @@
         </w:rPr>
         <w:t>==================</w:t>
       </w:r>
+    </w:p>
+    <w:p>
+      <w:pPr>
+        <w:jc w:val="center"/>
+        <w:rPr>
+          <w:b/>
+          <w:bCs/>
+          <w:sz w:val="32"/>
+          <w:szCs w:val="32"/>
+          <w:u w:val="single"/>
+        </w:rPr>
+      </w:pPr>
+    </w:p>
+    <w:p>
+      <w:pPr>
+        <w:jc w:val="center"/>
+        <w:rPr>
+          <w:b/>
+          <w:bCs/>
+          <w:sz w:val="32"/>
+          <w:szCs w:val="32"/>
+          <w:u w:val="single"/>
+        </w:rPr>
+      </w:pPr>
+    </w:p>
+    <w:p>
+      <w:pPr>
+        <w:jc w:val="center"/>
+        <w:rPr>
+          <w:b/>
+          <w:bCs/>
+          <w:sz w:val="32"/>
+          <w:szCs w:val="32"/>
+          <w:u w:val="single"/>
+        </w:rPr>
+      </w:pPr>
     </w:p>
     <w:p>
       <w:pPr>
@@ -2201,7 +4113,6 @@
                 <w:sz w:val="28"/>
                 <w:szCs w:val="32"/>
               </w:rPr>
-              <w:lastRenderedPageBreak/>
               <w:t>T.S.</w:t>
             </w:r>
             <w:r>
@@ -2730,7 +4641,29 @@
           <w:szCs w:val="40"/>
           <w:lang w:val="en-IN" w:eastAsia="en-IN"/>
         </w:rPr>
-        <w:t xml:space="preserve">"zlÉ" </w:t>
+        <w:t>"</w:t>
+      </w:r>
+      <w:proofErr w:type="spellStart"/>
+      <w:r>
+        <w:rPr>
+          <w:rFonts w:ascii="BRH Devanagari" w:hAnsi="BRH Devanagari" w:cs="BRH Devanagari"/>
+          <w:color w:val="000000"/>
+          <w:sz w:val="40"/>
+          <w:szCs w:val="40"/>
+          <w:lang w:val="en-IN" w:eastAsia="en-IN"/>
+        </w:rPr>
+        <w:t>zlÉ</w:t>
+      </w:r>
+      <w:proofErr w:type="spellEnd"/>
+      <w:r>
+        <w:rPr>
+          <w:rFonts w:ascii="BRH Devanagari" w:hAnsi="BRH Devanagari" w:cs="BRH Devanagari"/>
+          <w:color w:val="000000"/>
+          <w:sz w:val="40"/>
+          <w:szCs w:val="40"/>
+          <w:lang w:val="en-IN" w:eastAsia="en-IN"/>
+        </w:rPr>
+        <w:t xml:space="preserve">" </w:t>
       </w:r>
       <w:r>
         <w:rPr>
@@ -2769,6 +4702,7 @@
         </w:rPr>
         <w:t>"</w:t>
       </w:r>
+      <w:proofErr w:type="spellStart"/>
       <w:proofErr w:type="gramEnd"/>
       <w:r>
         <w:rPr>
@@ -2781,6 +4715,7 @@
         </w:rPr>
         <w:t>zgÉ</w:t>
       </w:r>
+      <w:proofErr w:type="spellEnd"/>
       <w:r>
         <w:rPr>
           <w:rFonts w:ascii="BRH Devanagari" w:hAnsi="BRH Devanagari" w:cs="BRH Devanagari"/>
@@ -2940,6 +4875,7 @@
                 <w:sz w:val="32"/>
                 <w:szCs w:val="32"/>
               </w:rPr>
+              <w:lastRenderedPageBreak/>
               <w:t>Section, Paragraph</w:t>
             </w:r>
           </w:p>
@@ -3150,7 +5086,7 @@
 </file>
 
 <file path=word/endnotes.xml><?xml version="1.0" encoding="utf-8"?>
-<w:endnotes xmlns:wpc="http://schemas.microsoft.com/office/word/2010/wordprocessingCanvas" xmlns:cx="http://schemas.microsoft.com/office/drawing/2014/chartex" xmlns:cx1="http://schemas.microsoft.com/office/drawing/2015/9/8/chartex" xmlns:cx2="http://schemas.microsoft.com/office/drawing/2015/10/21/chartex" xmlns:cx3="http://schemas.microsoft.com/office/drawing/2016/5/9/chartex" xmlns:cx4="http://schemas.microsoft.com/office/drawing/2016/5/10/chartex" xmlns:cx5="http://schemas.microsoft.com/office/drawing/2016/5/11/chartex" xmlns:cx6="http://schemas.microsoft.com/office/drawing/2016/5/12/chartex" xmlns:cx7="http://schemas.microsoft.com/office/drawing/2016/5/13/chartex" xmlns:cx8="http://schemas.microsoft.com/office/drawing/2016/5/14/chartex" xmlns:mc="http://schemas.openxmlformats.org/markup-compatibility/2006" xmlns:aink="http://schemas.microsoft.com/office/drawing/2016/ink" xmlns:am3d="http://schemas.microsoft.com/office/drawing/2017/model3d" xmlns:o="urn:schemas-microsoft-com:office:office" xmlns:oel="http://schemas.microsoft.com/office/2019/extlst" xmlns:r="http://schemas.openxmlformats.org/officeDocument/2006/relationships" xmlns:m="http://schemas.openxmlformats.org/officeDocument/2006/math" xmlns:v="urn:schemas-microsoft-com:vml" xmlns:wp14="http://schemas.microsoft.com/office/word/2010/wordprocessingDrawing" xmlns:wp="http://schemas.openxmlformats.org/drawingml/2006/wordprocessingDrawing" xmlns:w10="urn:schemas-microsoft-com:office:word" xmlns:w="http://schemas.openxmlformats.org/wordprocessingml/2006/main" xmlns:w14="http://schemas.microsoft.com/office/word/2010/wordml" xmlns:w15="http://schemas.microsoft.com/office/word/2012/wordml" xmlns:w16cex="http://schemas.microsoft.com/office/word/2018/wordml/cex" xmlns:w16cid="http://schemas.microsoft.com/office/word/2016/wordml/cid" xmlns:w16="http://schemas.microsoft.com/office/word/2018/wordml" xmlns:w16sdtdh="http://schemas.microsoft.com/office/word/2020/wordml/sdtdatahash" xmlns:w16se="http://schemas.microsoft.com/office/word/2015/wordml/symex" xmlns:wpg="http://schemas.microsoft.com/office/word/2010/wordprocessingGroup" xmlns:wpi="http://schemas.microsoft.com/office/word/2010/wordprocessingInk" xmlns:wne="http://schemas.microsoft.com/office/word/2006/wordml" xmlns:wps="http://schemas.microsoft.com/office/word/2010/wordprocessingShape" mc:Ignorable="w14 w15 w16se w16cid w16 w16cex w16sdtdh wp14">
+<w:endnotes xmlns:wpc="http://schemas.microsoft.com/office/word/2010/wordprocessingCanvas" xmlns:cx="http://schemas.microsoft.com/office/drawing/2014/chartex" xmlns:cx1="http://schemas.microsoft.com/office/drawing/2015/9/8/chartex" xmlns:cx2="http://schemas.microsoft.com/office/drawing/2015/10/21/chartex" xmlns:cx3="http://schemas.microsoft.com/office/drawing/2016/5/9/chartex" xmlns:cx4="http://schemas.microsoft.com/office/drawing/2016/5/10/chartex" xmlns:cx5="http://schemas.microsoft.com/office/drawing/2016/5/11/chartex" xmlns:cx6="http://schemas.microsoft.com/office/drawing/2016/5/12/chartex" xmlns:cx7="http://schemas.microsoft.com/office/drawing/2016/5/13/chartex" xmlns:cx8="http://schemas.microsoft.com/office/drawing/2016/5/14/chartex" xmlns:mc="http://schemas.openxmlformats.org/markup-compatibility/2006" xmlns:aink="http://schemas.microsoft.com/office/drawing/2016/ink" xmlns:am3d="http://schemas.microsoft.com/office/drawing/2017/model3d" xmlns:o="urn:schemas-microsoft-com:office:office" xmlns:oel="http://schemas.microsoft.com/office/2019/extlst" xmlns:r="http://schemas.openxmlformats.org/officeDocument/2006/relationships" xmlns:m="http://schemas.openxmlformats.org/officeDocument/2006/math" xmlns:v="urn:schemas-microsoft-com:vml" xmlns:wp14="http://schemas.microsoft.com/office/word/2010/wordprocessingDrawing" xmlns:wp="http://schemas.openxmlformats.org/drawingml/2006/wordprocessingDrawing" xmlns:w10="urn:schemas-microsoft-com:office:word" xmlns:w="http://schemas.openxmlformats.org/wordprocessingml/2006/main" xmlns:w14="http://schemas.microsoft.com/office/word/2010/wordml" xmlns:w15="http://schemas.microsoft.com/office/word/2012/wordml" xmlns:w16cex="http://schemas.microsoft.com/office/word/2018/wordml/cex" xmlns:w16cid="http://schemas.microsoft.com/office/word/2016/wordml/cid" xmlns:w16="http://schemas.microsoft.com/office/word/2018/wordml" xmlns:w16du="http://schemas.microsoft.com/office/word/2023/wordml/word16du" xmlns:w16sdtdh="http://schemas.microsoft.com/office/word/2020/wordml/sdtdatahash" xmlns:w16sdtfl="http://schemas.microsoft.com/office/word/2024/wordml/sdtformatlock" xmlns:w16se="http://schemas.microsoft.com/office/word/2015/wordml/symex" xmlns:wpg="http://schemas.microsoft.com/office/word/2010/wordprocessingGroup" xmlns:wpi="http://schemas.microsoft.com/office/word/2010/wordprocessingInk" xmlns:wne="http://schemas.microsoft.com/office/word/2006/wordml" xmlns:wps="http://schemas.microsoft.com/office/word/2010/wordprocessingShape" mc:Ignorable="w14 w15 w16se w16cid w16 w16cex w16sdtdh w16sdtfl w16du wp14">
   <w:endnote w:type="separator" w:id="-1">
     <w:p>
       <w:pPr>
@@ -3175,7 +5111,7 @@
 </file>
 
 <file path=word/footer1.xml><?xml version="1.0" encoding="utf-8"?>
-<w:ftr xmlns:wpc="http://schemas.microsoft.com/office/word/2010/wordprocessingCanvas" xmlns:cx="http://schemas.microsoft.com/office/drawing/2014/chartex" xmlns:cx1="http://schemas.microsoft.com/office/drawing/2015/9/8/chartex" xmlns:cx2="http://schemas.microsoft.com/office/drawing/2015/10/21/chartex" xmlns:cx3="http://schemas.microsoft.com/office/drawing/2016/5/9/chartex" xmlns:cx4="http://schemas.microsoft.com/office/drawing/2016/5/10/chartex" xmlns:cx5="http://schemas.microsoft.com/office/drawing/2016/5/11/chartex" xmlns:cx6="http://schemas.microsoft.com/office/drawing/2016/5/12/chartex" xmlns:cx7="http://schemas.microsoft.com/office/drawing/2016/5/13/chartex" xmlns:cx8="http://schemas.microsoft.com/office/drawing/2016/5/14/chartex" xmlns:mc="http://schemas.openxmlformats.org/markup-compatibility/2006" xmlns:aink="http://schemas.microsoft.com/office/drawing/2016/ink" xmlns:am3d="http://schemas.microsoft.com/office/drawing/2017/model3d" xmlns:o="urn:schemas-microsoft-com:office:office" xmlns:oel="http://schemas.microsoft.com/office/2019/extlst" xmlns:r="http://schemas.openxmlformats.org/officeDocument/2006/relationships" xmlns:m="http://schemas.openxmlformats.org/officeDocument/2006/math" xmlns:v="urn:schemas-microsoft-com:vml" xmlns:wp14="http://schemas.microsoft.com/office/word/2010/wordprocessingDrawing" xmlns:wp="http://schemas.openxmlformats.org/drawingml/2006/wordprocessingDrawing" xmlns:w10="urn:schemas-microsoft-com:office:word" xmlns:w="http://schemas.openxmlformats.org/wordprocessingml/2006/main" xmlns:w14="http://schemas.microsoft.com/office/word/2010/wordml" xmlns:w15="http://schemas.microsoft.com/office/word/2012/wordml" xmlns:w16cex="http://schemas.microsoft.com/office/word/2018/wordml/cex" xmlns:w16cid="http://schemas.microsoft.com/office/word/2016/wordml/cid" xmlns:w16="http://schemas.microsoft.com/office/word/2018/wordml" xmlns:w16sdtdh="http://schemas.microsoft.com/office/word/2020/wordml/sdtdatahash" xmlns:w16se="http://schemas.microsoft.com/office/word/2015/wordml/symex" xmlns:wpg="http://schemas.microsoft.com/office/word/2010/wordprocessingGroup" xmlns:wpi="http://schemas.microsoft.com/office/word/2010/wordprocessingInk" xmlns:wne="http://schemas.microsoft.com/office/word/2006/wordml" xmlns:wps="http://schemas.microsoft.com/office/word/2010/wordprocessingShape" mc:Ignorable="w14 w15 w16se w16cid w16 w16cex w16sdtdh wp14">
+<w:ftr xmlns:wpc="http://schemas.microsoft.com/office/word/2010/wordprocessingCanvas" xmlns:cx="http://schemas.microsoft.com/office/drawing/2014/chartex" xmlns:cx1="http://schemas.microsoft.com/office/drawing/2015/9/8/chartex" xmlns:cx2="http://schemas.microsoft.com/office/drawing/2015/10/21/chartex" xmlns:cx3="http://schemas.microsoft.com/office/drawing/2016/5/9/chartex" xmlns:cx4="http://schemas.microsoft.com/office/drawing/2016/5/10/chartex" xmlns:cx5="http://schemas.microsoft.com/office/drawing/2016/5/11/chartex" xmlns:cx6="http://schemas.microsoft.com/office/drawing/2016/5/12/chartex" xmlns:cx7="http://schemas.microsoft.com/office/drawing/2016/5/13/chartex" xmlns:cx8="http://schemas.microsoft.com/office/drawing/2016/5/14/chartex" xmlns:mc="http://schemas.openxmlformats.org/markup-compatibility/2006" xmlns:aink="http://schemas.microsoft.com/office/drawing/2016/ink" xmlns:am3d="http://schemas.microsoft.com/office/drawing/2017/model3d" xmlns:o="urn:schemas-microsoft-com:office:office" xmlns:oel="http://schemas.microsoft.com/office/2019/extlst" xmlns:r="http://schemas.openxmlformats.org/officeDocument/2006/relationships" xmlns:m="http://schemas.openxmlformats.org/officeDocument/2006/math" xmlns:v="urn:schemas-microsoft-com:vml" xmlns:wp14="http://schemas.microsoft.com/office/word/2010/wordprocessingDrawing" xmlns:wp="http://schemas.openxmlformats.org/drawingml/2006/wordprocessingDrawing" xmlns:w10="urn:schemas-microsoft-com:office:word" xmlns:w="http://schemas.openxmlformats.org/wordprocessingml/2006/main" xmlns:w14="http://schemas.microsoft.com/office/word/2010/wordml" xmlns:w15="http://schemas.microsoft.com/office/word/2012/wordml" xmlns:w16cex="http://schemas.microsoft.com/office/word/2018/wordml/cex" xmlns:w16cid="http://schemas.microsoft.com/office/word/2016/wordml/cid" xmlns:w16="http://schemas.microsoft.com/office/word/2018/wordml" xmlns:w16du="http://schemas.microsoft.com/office/word/2023/wordml/word16du" xmlns:w16sdtdh="http://schemas.microsoft.com/office/word/2020/wordml/sdtdatahash" xmlns:w16sdtfl="http://schemas.microsoft.com/office/word/2024/wordml/sdtformatlock" xmlns:w16se="http://schemas.microsoft.com/office/word/2015/wordml/symex" xmlns:wpg="http://schemas.microsoft.com/office/word/2010/wordprocessingGroup" xmlns:wpi="http://schemas.microsoft.com/office/word/2010/wordprocessingInk" xmlns:wne="http://schemas.microsoft.com/office/word/2006/wordml" xmlns:wps="http://schemas.microsoft.com/office/word/2010/wordprocessingShape" mc:Ignorable="w14 w15 w16se w16cid w16 w16cex w16sdtdh w16sdtfl w16du wp14">
   <w:p>
     <w:pPr>
       <w:pBdr>
@@ -3356,7 +5292,7 @@
 </file>
 
 <file path=word/footer2.xml><?xml version="1.0" encoding="utf-8"?>
-<w:ftr xmlns:wpc="http://schemas.microsoft.com/office/word/2010/wordprocessingCanvas" xmlns:cx="http://schemas.microsoft.com/office/drawing/2014/chartex" xmlns:cx1="http://schemas.microsoft.com/office/drawing/2015/9/8/chartex" xmlns:cx2="http://schemas.microsoft.com/office/drawing/2015/10/21/chartex" xmlns:cx3="http://schemas.microsoft.com/office/drawing/2016/5/9/chartex" xmlns:cx4="http://schemas.microsoft.com/office/drawing/2016/5/10/chartex" xmlns:cx5="http://schemas.microsoft.com/office/drawing/2016/5/11/chartex" xmlns:cx6="http://schemas.microsoft.com/office/drawing/2016/5/12/chartex" xmlns:cx7="http://schemas.microsoft.com/office/drawing/2016/5/13/chartex" xmlns:cx8="http://schemas.microsoft.com/office/drawing/2016/5/14/chartex" xmlns:mc="http://schemas.openxmlformats.org/markup-compatibility/2006" xmlns:aink="http://schemas.microsoft.com/office/drawing/2016/ink" xmlns:am3d="http://schemas.microsoft.com/office/drawing/2017/model3d" xmlns:o="urn:schemas-microsoft-com:office:office" xmlns:oel="http://schemas.microsoft.com/office/2019/extlst" xmlns:r="http://schemas.openxmlformats.org/officeDocument/2006/relationships" xmlns:m="http://schemas.openxmlformats.org/officeDocument/2006/math" xmlns:v="urn:schemas-microsoft-com:vml" xmlns:wp14="http://schemas.microsoft.com/office/word/2010/wordprocessingDrawing" xmlns:wp="http://schemas.openxmlformats.org/drawingml/2006/wordprocessingDrawing" xmlns:w10="urn:schemas-microsoft-com:office:word" xmlns:w="http://schemas.openxmlformats.org/wordprocessingml/2006/main" xmlns:w14="http://schemas.microsoft.com/office/word/2010/wordml" xmlns:w15="http://schemas.microsoft.com/office/word/2012/wordml" xmlns:w16cex="http://schemas.microsoft.com/office/word/2018/wordml/cex" xmlns:w16cid="http://schemas.microsoft.com/office/word/2016/wordml/cid" xmlns:w16="http://schemas.microsoft.com/office/word/2018/wordml" xmlns:w16sdtdh="http://schemas.microsoft.com/office/word/2020/wordml/sdtdatahash" xmlns:w16se="http://schemas.microsoft.com/office/word/2015/wordml/symex" xmlns:wpg="http://schemas.microsoft.com/office/word/2010/wordprocessingGroup" xmlns:wpi="http://schemas.microsoft.com/office/word/2010/wordprocessingInk" xmlns:wne="http://schemas.microsoft.com/office/word/2006/wordml" xmlns:wps="http://schemas.microsoft.com/office/word/2010/wordprocessingShape" mc:Ignorable="w14 w15 w16se w16cid w16 w16cex w16sdtdh wp14">
+<w:ftr xmlns:wpc="http://schemas.microsoft.com/office/word/2010/wordprocessingCanvas" xmlns:cx="http://schemas.microsoft.com/office/drawing/2014/chartex" xmlns:cx1="http://schemas.microsoft.com/office/drawing/2015/9/8/chartex" xmlns:cx2="http://schemas.microsoft.com/office/drawing/2015/10/21/chartex" xmlns:cx3="http://schemas.microsoft.com/office/drawing/2016/5/9/chartex" xmlns:cx4="http://schemas.microsoft.com/office/drawing/2016/5/10/chartex" xmlns:cx5="http://schemas.microsoft.com/office/drawing/2016/5/11/chartex" xmlns:cx6="http://schemas.microsoft.com/office/drawing/2016/5/12/chartex" xmlns:cx7="http://schemas.microsoft.com/office/drawing/2016/5/13/chartex" xmlns:cx8="http://schemas.microsoft.com/office/drawing/2016/5/14/chartex" xmlns:mc="http://schemas.openxmlformats.org/markup-compatibility/2006" xmlns:aink="http://schemas.microsoft.com/office/drawing/2016/ink" xmlns:am3d="http://schemas.microsoft.com/office/drawing/2017/model3d" xmlns:o="urn:schemas-microsoft-com:office:office" xmlns:oel="http://schemas.microsoft.com/office/2019/extlst" xmlns:r="http://schemas.openxmlformats.org/officeDocument/2006/relationships" xmlns:m="http://schemas.openxmlformats.org/officeDocument/2006/math" xmlns:v="urn:schemas-microsoft-com:vml" xmlns:wp14="http://schemas.microsoft.com/office/word/2010/wordprocessingDrawing" xmlns:wp="http://schemas.openxmlformats.org/drawingml/2006/wordprocessingDrawing" xmlns:w10="urn:schemas-microsoft-com:office:word" xmlns:w="http://schemas.openxmlformats.org/wordprocessingml/2006/main" xmlns:w14="http://schemas.microsoft.com/office/word/2010/wordml" xmlns:w15="http://schemas.microsoft.com/office/word/2012/wordml" xmlns:w16cex="http://schemas.microsoft.com/office/word/2018/wordml/cex" xmlns:w16cid="http://schemas.microsoft.com/office/word/2016/wordml/cid" xmlns:w16="http://schemas.microsoft.com/office/word/2018/wordml" xmlns:w16du="http://schemas.microsoft.com/office/word/2023/wordml/word16du" xmlns:w16sdtdh="http://schemas.microsoft.com/office/word/2020/wordml/sdtdatahash" xmlns:w16sdtfl="http://schemas.microsoft.com/office/word/2024/wordml/sdtformatlock" xmlns:w16se="http://schemas.microsoft.com/office/word/2015/wordml/symex" xmlns:wpg="http://schemas.microsoft.com/office/word/2010/wordprocessingGroup" xmlns:wpi="http://schemas.microsoft.com/office/word/2010/wordprocessingInk" xmlns:wne="http://schemas.microsoft.com/office/word/2006/wordml" xmlns:wps="http://schemas.microsoft.com/office/word/2010/wordprocessingShape" mc:Ignorable="w14 w15 w16se w16cid w16 w16cex w16sdtdh w16sdtfl w16du wp14">
   <w:p>
     <w:pPr>
       <w:pBdr>
@@ -3558,7 +5494,7 @@
 </file>
 
 <file path=word/footnotes.xml><?xml version="1.0" encoding="utf-8"?>
-<w:footnotes xmlns:wpc="http://schemas.microsoft.com/office/word/2010/wordprocessingCanvas" xmlns:cx="http://schemas.microsoft.com/office/drawing/2014/chartex" xmlns:cx1="http://schemas.microsoft.com/office/drawing/2015/9/8/chartex" xmlns:cx2="http://schemas.microsoft.com/office/drawing/2015/10/21/chartex" xmlns:cx3="http://schemas.microsoft.com/office/drawing/2016/5/9/chartex" xmlns:cx4="http://schemas.microsoft.com/office/drawing/2016/5/10/chartex" xmlns:cx5="http://schemas.microsoft.com/office/drawing/2016/5/11/chartex" xmlns:cx6="http://schemas.microsoft.com/office/drawing/2016/5/12/chartex" xmlns:cx7="http://schemas.microsoft.com/office/drawing/2016/5/13/chartex" xmlns:cx8="http://schemas.microsoft.com/office/drawing/2016/5/14/chartex" xmlns:mc="http://schemas.openxmlformats.org/markup-compatibility/2006" xmlns:aink="http://schemas.microsoft.com/office/drawing/2016/ink" xmlns:am3d="http://schemas.microsoft.com/office/drawing/2017/model3d" xmlns:o="urn:schemas-microsoft-com:office:office" xmlns:oel="http://schemas.microsoft.com/office/2019/extlst" xmlns:r="http://schemas.openxmlformats.org/officeDocument/2006/relationships" xmlns:m="http://schemas.openxmlformats.org/officeDocument/2006/math" xmlns:v="urn:schemas-microsoft-com:vml" xmlns:wp14="http://schemas.microsoft.com/office/word/2010/wordprocessingDrawing" xmlns:wp="http://schemas.openxmlformats.org/drawingml/2006/wordprocessingDrawing" xmlns:w10="urn:schemas-microsoft-com:office:word" xmlns:w="http://schemas.openxmlformats.org/wordprocessingml/2006/main" xmlns:w14="http://schemas.microsoft.com/office/word/2010/wordml" xmlns:w15="http://schemas.microsoft.com/office/word/2012/wordml" xmlns:w16cex="http://schemas.microsoft.com/office/word/2018/wordml/cex" xmlns:w16cid="http://schemas.microsoft.com/office/word/2016/wordml/cid" xmlns:w16="http://schemas.microsoft.com/office/word/2018/wordml" xmlns:w16sdtdh="http://schemas.microsoft.com/office/word/2020/wordml/sdtdatahash" xmlns:w16se="http://schemas.microsoft.com/office/word/2015/wordml/symex" xmlns:wpg="http://schemas.microsoft.com/office/word/2010/wordprocessingGroup" xmlns:wpi="http://schemas.microsoft.com/office/word/2010/wordprocessingInk" xmlns:wne="http://schemas.microsoft.com/office/word/2006/wordml" xmlns:wps="http://schemas.microsoft.com/office/word/2010/wordprocessingShape" mc:Ignorable="w14 w15 w16se w16cid w16 w16cex w16sdtdh wp14">
+<w:footnotes xmlns:wpc="http://schemas.microsoft.com/office/word/2010/wordprocessingCanvas" xmlns:cx="http://schemas.microsoft.com/office/drawing/2014/chartex" xmlns:cx1="http://schemas.microsoft.com/office/drawing/2015/9/8/chartex" xmlns:cx2="http://schemas.microsoft.com/office/drawing/2015/10/21/chartex" xmlns:cx3="http://schemas.microsoft.com/office/drawing/2016/5/9/chartex" xmlns:cx4="http://schemas.microsoft.com/office/drawing/2016/5/10/chartex" xmlns:cx5="http://schemas.microsoft.com/office/drawing/2016/5/11/chartex" xmlns:cx6="http://schemas.microsoft.com/office/drawing/2016/5/12/chartex" xmlns:cx7="http://schemas.microsoft.com/office/drawing/2016/5/13/chartex" xmlns:cx8="http://schemas.microsoft.com/office/drawing/2016/5/14/chartex" xmlns:mc="http://schemas.openxmlformats.org/markup-compatibility/2006" xmlns:aink="http://schemas.microsoft.com/office/drawing/2016/ink" xmlns:am3d="http://schemas.microsoft.com/office/drawing/2017/model3d" xmlns:o="urn:schemas-microsoft-com:office:office" xmlns:oel="http://schemas.microsoft.com/office/2019/extlst" xmlns:r="http://schemas.openxmlformats.org/officeDocument/2006/relationships" xmlns:m="http://schemas.openxmlformats.org/officeDocument/2006/math" xmlns:v="urn:schemas-microsoft-com:vml" xmlns:wp14="http://schemas.microsoft.com/office/word/2010/wordprocessingDrawing" xmlns:wp="http://schemas.openxmlformats.org/drawingml/2006/wordprocessingDrawing" xmlns:w10="urn:schemas-microsoft-com:office:word" xmlns:w="http://schemas.openxmlformats.org/wordprocessingml/2006/main" xmlns:w14="http://schemas.microsoft.com/office/word/2010/wordml" xmlns:w15="http://schemas.microsoft.com/office/word/2012/wordml" xmlns:w16cex="http://schemas.microsoft.com/office/word/2018/wordml/cex" xmlns:w16cid="http://schemas.microsoft.com/office/word/2016/wordml/cid" xmlns:w16="http://schemas.microsoft.com/office/word/2018/wordml" xmlns:w16du="http://schemas.microsoft.com/office/word/2023/wordml/word16du" xmlns:w16sdtdh="http://schemas.microsoft.com/office/word/2020/wordml/sdtdatahash" xmlns:w16sdtfl="http://schemas.microsoft.com/office/word/2024/wordml/sdtformatlock" xmlns:w16se="http://schemas.microsoft.com/office/word/2015/wordml/symex" xmlns:wpg="http://schemas.microsoft.com/office/word/2010/wordprocessingGroup" xmlns:wpi="http://schemas.microsoft.com/office/word/2010/wordprocessingInk" xmlns:wne="http://schemas.microsoft.com/office/word/2006/wordml" xmlns:wps="http://schemas.microsoft.com/office/word/2010/wordprocessingShape" mc:Ignorable="w14 w15 w16se w16cid w16 w16cex w16sdtdh w16sdtfl w16du wp14">
   <w:footnote w:type="separator" w:id="-1">
     <w:p>
       <w:pPr>
@@ -3583,7 +5519,7 @@
 </file>
 
 <file path=word/header1.xml><?xml version="1.0" encoding="utf-8"?>
-<w:hdr xmlns:wpc="http://schemas.microsoft.com/office/word/2010/wordprocessingCanvas" xmlns:cx="http://schemas.microsoft.com/office/drawing/2014/chartex" xmlns:cx1="http://schemas.microsoft.com/office/drawing/2015/9/8/chartex" xmlns:cx2="http://schemas.microsoft.com/office/drawing/2015/10/21/chartex" xmlns:cx3="http://schemas.microsoft.com/office/drawing/2016/5/9/chartex" xmlns:cx4="http://schemas.microsoft.com/office/drawing/2016/5/10/chartex" xmlns:cx5="http://schemas.microsoft.com/office/drawing/2016/5/11/chartex" xmlns:cx6="http://schemas.microsoft.com/office/drawing/2016/5/12/chartex" xmlns:cx7="http://schemas.microsoft.com/office/drawing/2016/5/13/chartex" xmlns:cx8="http://schemas.microsoft.com/office/drawing/2016/5/14/chartex" xmlns:mc="http://schemas.openxmlformats.org/markup-compatibility/2006" xmlns:aink="http://schemas.microsoft.com/office/drawing/2016/ink" xmlns:am3d="http://schemas.microsoft.com/office/drawing/2017/model3d" xmlns:o="urn:schemas-microsoft-com:office:office" xmlns:oel="http://schemas.microsoft.com/office/2019/extlst" xmlns:r="http://schemas.openxmlformats.org/officeDocument/2006/relationships" xmlns:m="http://schemas.openxmlformats.org/officeDocument/2006/math" xmlns:v="urn:schemas-microsoft-com:vml" xmlns:wp14="http://schemas.microsoft.com/office/word/2010/wordprocessingDrawing" xmlns:wp="http://schemas.openxmlformats.org/drawingml/2006/wordprocessingDrawing" xmlns:w10="urn:schemas-microsoft-com:office:word" xmlns:w="http://schemas.openxmlformats.org/wordprocessingml/2006/main" xmlns:w14="http://schemas.microsoft.com/office/word/2010/wordml" xmlns:w15="http://schemas.microsoft.com/office/word/2012/wordml" xmlns:w16cex="http://schemas.microsoft.com/office/word/2018/wordml/cex" xmlns:w16cid="http://schemas.microsoft.com/office/word/2016/wordml/cid" xmlns:w16="http://schemas.microsoft.com/office/word/2018/wordml" xmlns:w16sdtdh="http://schemas.microsoft.com/office/word/2020/wordml/sdtdatahash" xmlns:w16se="http://schemas.microsoft.com/office/word/2015/wordml/symex" xmlns:wpg="http://schemas.microsoft.com/office/word/2010/wordprocessingGroup" xmlns:wpi="http://schemas.microsoft.com/office/word/2010/wordprocessingInk" xmlns:wne="http://schemas.microsoft.com/office/word/2006/wordml" xmlns:wps="http://schemas.microsoft.com/office/word/2010/wordprocessingShape" mc:Ignorable="w14 w15 w16se w16cid w16 w16cex w16sdtdh wp14">
+<w:hdr xmlns:wpc="http://schemas.microsoft.com/office/word/2010/wordprocessingCanvas" xmlns:cx="http://schemas.microsoft.com/office/drawing/2014/chartex" xmlns:cx1="http://schemas.microsoft.com/office/drawing/2015/9/8/chartex" xmlns:cx2="http://schemas.microsoft.com/office/drawing/2015/10/21/chartex" xmlns:cx3="http://schemas.microsoft.com/office/drawing/2016/5/9/chartex" xmlns:cx4="http://schemas.microsoft.com/office/drawing/2016/5/10/chartex" xmlns:cx5="http://schemas.microsoft.com/office/drawing/2016/5/11/chartex" xmlns:cx6="http://schemas.microsoft.com/office/drawing/2016/5/12/chartex" xmlns:cx7="http://schemas.microsoft.com/office/drawing/2016/5/13/chartex" xmlns:cx8="http://schemas.microsoft.com/office/drawing/2016/5/14/chartex" xmlns:mc="http://schemas.openxmlformats.org/markup-compatibility/2006" xmlns:aink="http://schemas.microsoft.com/office/drawing/2016/ink" xmlns:am3d="http://schemas.microsoft.com/office/drawing/2017/model3d" xmlns:o="urn:schemas-microsoft-com:office:office" xmlns:oel="http://schemas.microsoft.com/office/2019/extlst" xmlns:r="http://schemas.openxmlformats.org/officeDocument/2006/relationships" xmlns:m="http://schemas.openxmlformats.org/officeDocument/2006/math" xmlns:v="urn:schemas-microsoft-com:vml" xmlns:wp14="http://schemas.microsoft.com/office/word/2010/wordprocessingDrawing" xmlns:wp="http://schemas.openxmlformats.org/drawingml/2006/wordprocessingDrawing" xmlns:w10="urn:schemas-microsoft-com:office:word" xmlns:w="http://schemas.openxmlformats.org/wordprocessingml/2006/main" xmlns:w14="http://schemas.microsoft.com/office/word/2010/wordml" xmlns:w15="http://schemas.microsoft.com/office/word/2012/wordml" xmlns:w16cex="http://schemas.microsoft.com/office/word/2018/wordml/cex" xmlns:w16cid="http://schemas.microsoft.com/office/word/2016/wordml/cid" xmlns:w16="http://schemas.microsoft.com/office/word/2018/wordml" xmlns:w16du="http://schemas.microsoft.com/office/word/2023/wordml/word16du" xmlns:w16sdtdh="http://schemas.microsoft.com/office/word/2020/wordml/sdtdatahash" xmlns:w16sdtfl="http://schemas.microsoft.com/office/word/2024/wordml/sdtformatlock" xmlns:w16se="http://schemas.microsoft.com/office/word/2015/wordml/symex" xmlns:wpg="http://schemas.microsoft.com/office/word/2010/wordprocessingGroup" xmlns:wpi="http://schemas.microsoft.com/office/word/2010/wordprocessingInk" xmlns:wne="http://schemas.microsoft.com/office/word/2006/wordml" xmlns:wps="http://schemas.microsoft.com/office/word/2010/wordprocessingShape" mc:Ignorable="w14 w15 w16se w16cid w16 w16cex w16sdtdh w16sdtfl w16du wp14">
   <w:p>
     <w:pPr>
       <w:pStyle w:val="Header"/>
@@ -3596,7 +5532,7 @@
 </file>
 
 <file path=word/header2.xml><?xml version="1.0" encoding="utf-8"?>
-<w:hdr xmlns:wpc="http://schemas.microsoft.com/office/word/2010/wordprocessingCanvas" xmlns:cx="http://schemas.microsoft.com/office/drawing/2014/chartex" xmlns:cx1="http://schemas.microsoft.com/office/drawing/2015/9/8/chartex" xmlns:cx2="http://schemas.microsoft.com/office/drawing/2015/10/21/chartex" xmlns:cx3="http://schemas.microsoft.com/office/drawing/2016/5/9/chartex" xmlns:cx4="http://schemas.microsoft.com/office/drawing/2016/5/10/chartex" xmlns:cx5="http://schemas.microsoft.com/office/drawing/2016/5/11/chartex" xmlns:cx6="http://schemas.microsoft.com/office/drawing/2016/5/12/chartex" xmlns:cx7="http://schemas.microsoft.com/office/drawing/2016/5/13/chartex" xmlns:cx8="http://schemas.microsoft.com/office/drawing/2016/5/14/chartex" xmlns:mc="http://schemas.openxmlformats.org/markup-compatibility/2006" xmlns:aink="http://schemas.microsoft.com/office/drawing/2016/ink" xmlns:am3d="http://schemas.microsoft.com/office/drawing/2017/model3d" xmlns:o="urn:schemas-microsoft-com:office:office" xmlns:oel="http://schemas.microsoft.com/office/2019/extlst" xmlns:r="http://schemas.openxmlformats.org/officeDocument/2006/relationships" xmlns:m="http://schemas.openxmlformats.org/officeDocument/2006/math" xmlns:v="urn:schemas-microsoft-com:vml" xmlns:wp14="http://schemas.microsoft.com/office/word/2010/wordprocessingDrawing" xmlns:wp="http://schemas.openxmlformats.org/drawingml/2006/wordprocessingDrawing" xmlns:w10="urn:schemas-microsoft-com:office:word" xmlns:w="http://schemas.openxmlformats.org/wordprocessingml/2006/main" xmlns:w14="http://schemas.microsoft.com/office/word/2010/wordml" xmlns:w15="http://schemas.microsoft.com/office/word/2012/wordml" xmlns:w16cex="http://schemas.microsoft.com/office/word/2018/wordml/cex" xmlns:w16cid="http://schemas.microsoft.com/office/word/2016/wordml/cid" xmlns:w16="http://schemas.microsoft.com/office/word/2018/wordml" xmlns:w16sdtdh="http://schemas.microsoft.com/office/word/2020/wordml/sdtdatahash" xmlns:w16se="http://schemas.microsoft.com/office/word/2015/wordml/symex" xmlns:wpg="http://schemas.microsoft.com/office/word/2010/wordprocessingGroup" xmlns:wpi="http://schemas.microsoft.com/office/word/2010/wordprocessingInk" xmlns:wne="http://schemas.microsoft.com/office/word/2006/wordml" xmlns:wps="http://schemas.microsoft.com/office/word/2010/wordprocessingShape" mc:Ignorable="w14 w15 w16se w16cid w16 w16cex w16sdtdh wp14">
+<w:hdr xmlns:wpc="http://schemas.microsoft.com/office/word/2010/wordprocessingCanvas" xmlns:cx="http://schemas.microsoft.com/office/drawing/2014/chartex" xmlns:cx1="http://schemas.microsoft.com/office/drawing/2015/9/8/chartex" xmlns:cx2="http://schemas.microsoft.com/office/drawing/2015/10/21/chartex" xmlns:cx3="http://schemas.microsoft.com/office/drawing/2016/5/9/chartex" xmlns:cx4="http://schemas.microsoft.com/office/drawing/2016/5/10/chartex" xmlns:cx5="http://schemas.microsoft.com/office/drawing/2016/5/11/chartex" xmlns:cx6="http://schemas.microsoft.com/office/drawing/2016/5/12/chartex" xmlns:cx7="http://schemas.microsoft.com/office/drawing/2016/5/13/chartex" xmlns:cx8="http://schemas.microsoft.com/office/drawing/2016/5/14/chartex" xmlns:mc="http://schemas.openxmlformats.org/markup-compatibility/2006" xmlns:aink="http://schemas.microsoft.com/office/drawing/2016/ink" xmlns:am3d="http://schemas.microsoft.com/office/drawing/2017/model3d" xmlns:o="urn:schemas-microsoft-com:office:office" xmlns:oel="http://schemas.microsoft.com/office/2019/extlst" xmlns:r="http://schemas.openxmlformats.org/officeDocument/2006/relationships" xmlns:m="http://schemas.openxmlformats.org/officeDocument/2006/math" xmlns:v="urn:schemas-microsoft-com:vml" xmlns:wp14="http://schemas.microsoft.com/office/word/2010/wordprocessingDrawing" xmlns:wp="http://schemas.openxmlformats.org/drawingml/2006/wordprocessingDrawing" xmlns:w10="urn:schemas-microsoft-com:office:word" xmlns:w="http://schemas.openxmlformats.org/wordprocessingml/2006/main" xmlns:w14="http://schemas.microsoft.com/office/word/2010/wordml" xmlns:w15="http://schemas.microsoft.com/office/word/2012/wordml" xmlns:w16cex="http://schemas.microsoft.com/office/word/2018/wordml/cex" xmlns:w16cid="http://schemas.microsoft.com/office/word/2016/wordml/cid" xmlns:w16="http://schemas.microsoft.com/office/word/2018/wordml" xmlns:w16du="http://schemas.microsoft.com/office/word/2023/wordml/word16du" xmlns:w16sdtdh="http://schemas.microsoft.com/office/word/2020/wordml/sdtdatahash" xmlns:w16sdtfl="http://schemas.microsoft.com/office/word/2024/wordml/sdtformatlock" xmlns:w16se="http://schemas.microsoft.com/office/word/2015/wordml/symex" xmlns:wpg="http://schemas.microsoft.com/office/word/2010/wordprocessingGroup" xmlns:wpi="http://schemas.microsoft.com/office/word/2010/wordprocessingInk" xmlns:wne="http://schemas.microsoft.com/office/word/2006/wordml" xmlns:wps="http://schemas.microsoft.com/office/word/2010/wordprocessingShape" mc:Ignorable="w14 w15 w16se w16cid w16 w16cex w16sdtdh w16sdtfl w16du wp14">
   <w:p>
     <w:pPr>
       <w:pStyle w:val="Header"/>
@@ -3609,7 +5545,7 @@
 </file>
 
 <file path=word/styles.xml><?xml version="1.0" encoding="utf-8"?>
-<w:styles xmlns:mc="http://schemas.openxmlformats.org/markup-compatibility/2006" xmlns:r="http://schemas.openxmlformats.org/officeDocument/2006/relationships" xmlns:w="http://schemas.openxmlformats.org/wordprocessingml/2006/main" xmlns:w14="http://schemas.microsoft.com/office/word/2010/wordml" xmlns:w15="http://schemas.microsoft.com/office/word/2012/wordml" xmlns:w16cex="http://schemas.microsoft.com/office/word/2018/wordml/cex" xmlns:w16cid="http://schemas.microsoft.com/office/word/2016/wordml/cid" xmlns:w16="http://schemas.microsoft.com/office/word/2018/wordml" xmlns:w16sdtdh="http://schemas.microsoft.com/office/word/2020/wordml/sdtdatahash" xmlns:w16se="http://schemas.microsoft.com/office/word/2015/wordml/symex" mc:Ignorable="w14 w15 w16se w16cid w16 w16cex w16sdtdh">
+<w:styles xmlns:mc="http://schemas.openxmlformats.org/markup-compatibility/2006" xmlns:r="http://schemas.openxmlformats.org/officeDocument/2006/relationships" xmlns:w="http://schemas.openxmlformats.org/wordprocessingml/2006/main" xmlns:w14="http://schemas.microsoft.com/office/word/2010/wordml" xmlns:w15="http://schemas.microsoft.com/office/word/2012/wordml" xmlns:w16cex="http://schemas.microsoft.com/office/word/2018/wordml/cex" xmlns:w16cid="http://schemas.microsoft.com/office/word/2016/wordml/cid" xmlns:w16="http://schemas.microsoft.com/office/word/2018/wordml" xmlns:w16du="http://schemas.microsoft.com/office/word/2023/wordml/word16du" xmlns:w16sdtdh="http://schemas.microsoft.com/office/word/2020/wordml/sdtdatahash" xmlns:w16sdtfl="http://schemas.microsoft.com/office/word/2024/wordml/sdtformatlock" xmlns:w16se="http://schemas.microsoft.com/office/word/2015/wordml/symex" mc:Ignorable="w14 w15 w16se w16cid w16 w16cex w16sdtdh w16sdtfl w16du">
   <w:docDefaults>
     <w:rPrDefault>
       <w:rPr>
@@ -4000,7 +5936,7 @@
   <w:style w:type="paragraph" w:default="1" w:styleId="Normal">
     <w:name w:val="Normal"/>
     <w:qFormat/>
-    <w:rsid w:val="00076C05"/>
+    <w:rsid w:val="001B15CC"/>
     <w:pPr>
       <w:spacing w:before="120" w:line="276" w:lineRule="auto"/>
     </w:pPr>

--- a/TS-Kramam/TS-3.3/TS 3.3 Tamil Krama Paatam Corrections.docx
+++ b/TS-Kramam/TS-3.3/TS 3.3 Tamil Krama Paatam Corrections.docx
@@ -341,16 +341,743 @@
                 <w:sz w:val="28"/>
                 <w:szCs w:val="32"/>
               </w:rPr>
-              <w:t>5</w:t>
-            </w:r>
-            <w:r>
-              <w:rPr>
-                <w:rFonts w:cs="Arial"/>
-                <w:b/>
-                <w:sz w:val="28"/>
-                <w:szCs w:val="32"/>
-              </w:rPr>
-              <w:t>.1</w:t>
+              <w:t>3.3</w:t>
+            </w:r>
+            <w:r>
+              <w:rPr>
+                <w:rFonts w:cs="Arial"/>
+                <w:b/>
+                <w:sz w:val="28"/>
+                <w:szCs w:val="32"/>
+              </w:rPr>
+              <w:t xml:space="preserve"> – Kramam</w:t>
+            </w:r>
+          </w:p>
+          <w:p>
+            <w:pPr>
+              <w:widowControl w:val="0"/>
+              <w:tabs>
+                <w:tab w:val="left" w:pos="993"/>
+              </w:tabs>
+              <w:autoSpaceDE w:val="0"/>
+              <w:autoSpaceDN w:val="0"/>
+              <w:adjustRightInd w:val="0"/>
+              <w:spacing w:before="0" w:line="252" w:lineRule="auto"/>
+              <w:ind w:right="297"/>
+              <w:rPr>
+                <w:rFonts w:cs="Arial"/>
+                <w:b/>
+                <w:sz w:val="28"/>
+                <w:szCs w:val="32"/>
+              </w:rPr>
+            </w:pPr>
+            <w:r>
+              <w:rPr>
+                <w:rFonts w:cs="Arial"/>
+                <w:b/>
+                <w:sz w:val="28"/>
+                <w:szCs w:val="32"/>
+              </w:rPr>
+              <w:t>Krama Vaakyam No. -</w:t>
+            </w:r>
+            <w:r>
+              <w:rPr>
+                <w:rFonts w:cs="Arial"/>
+                <w:b/>
+                <w:sz w:val="28"/>
+                <w:szCs w:val="32"/>
+              </w:rPr>
+              <w:t xml:space="preserve"> 9</w:t>
+            </w:r>
+          </w:p>
+          <w:p>
+            <w:pPr>
+              <w:widowControl w:val="0"/>
+              <w:tabs>
+                <w:tab w:val="left" w:pos="993"/>
+              </w:tabs>
+              <w:autoSpaceDE w:val="0"/>
+              <w:autoSpaceDN w:val="0"/>
+              <w:adjustRightInd w:val="0"/>
+              <w:spacing w:before="0" w:line="252" w:lineRule="auto"/>
+              <w:ind w:right="297"/>
+              <w:rPr>
+                <w:rFonts w:cs="Arial"/>
+                <w:b/>
+                <w:sz w:val="28"/>
+                <w:szCs w:val="32"/>
+              </w:rPr>
+            </w:pPr>
+            <w:r>
+              <w:rPr>
+                <w:rFonts w:cs="Arial"/>
+                <w:b/>
+                <w:sz w:val="28"/>
+                <w:szCs w:val="32"/>
+              </w:rPr>
+              <w:t>Panchaati No</w:t>
+            </w:r>
+            <w:r>
+              <w:rPr>
+                <w:rFonts w:cs="Arial"/>
+                <w:b/>
+                <w:szCs w:val="32"/>
+              </w:rPr>
+              <w:t>. -</w:t>
+            </w:r>
+            <w:r>
+              <w:rPr>
+                <w:rFonts w:cs="Arial"/>
+                <w:b/>
+                <w:sz w:val="28"/>
+                <w:szCs w:val="28"/>
+              </w:rPr>
+              <w:t xml:space="preserve"> </w:t>
+            </w:r>
+            <w:r>
+              <w:rPr>
+                <w:rFonts w:cs="Arial"/>
+                <w:b/>
+                <w:sz w:val="28"/>
+                <w:szCs w:val="28"/>
+              </w:rPr>
+              <w:t>7</w:t>
+            </w:r>
+          </w:p>
+        </w:tc>
+        <w:tc>
+          <w:tcPr>
+            <w:tcW w:w="4819" w:type="dxa"/>
+          </w:tcPr>
+          <w:p>
+            <w:pPr>
+              <w:widowControl w:val="0"/>
+              <w:autoSpaceDE w:val="0"/>
+              <w:autoSpaceDN w:val="0"/>
+              <w:adjustRightInd w:val="0"/>
+              <w:spacing w:before="0" w:line="240" w:lineRule="auto"/>
+              <w:rPr>
+                <w:rFonts w:ascii="Latha" w:hAnsi="Latha" w:cs="Latha"/>
+                <w:b/>
+                <w:bCs/>
+                <w:i/>
+                <w:iCs/>
+                <w:sz w:val="28"/>
+                <w:szCs w:val="28"/>
+                <w:cs/>
+                <w:lang w:bidi="ta-IN"/>
+              </w:rPr>
+            </w:pPr>
+            <w:r>
+              <w:rPr>
+                <w:rFonts w:ascii="Latha" w:hAnsi="Latha" w:cs="Latha"/>
+                <w:sz w:val="28"/>
+                <w:szCs w:val="28"/>
+                <w:cs/>
+                <w:lang w:bidi="ta-IN"/>
+              </w:rPr>
+              <w:t>ஸோ</w:t>
+            </w:r>
+            <w:r>
+              <w:rPr>
+                <w:rFonts w:ascii="BRH Tamil Tab Extra" w:hAnsi="BRH Tamil Tab Extra" w:cs="Latha"/>
+                <w:b/>
+                <w:sz w:val="32"/>
+                <w:szCs w:val="28"/>
+                <w:lang w:bidi="ta-IN"/>
+              </w:rPr>
+              <w:t>…</w:t>
+            </w:r>
+            <w:r>
+              <w:rPr>
+                <w:rFonts w:ascii="Latha" w:hAnsi="Latha" w:cs="Latha"/>
+                <w:sz w:val="28"/>
+                <w:szCs w:val="28"/>
+                <w:cs/>
+                <w:lang w:bidi="ta-IN"/>
+              </w:rPr>
+              <w:t>ம</w:t>
+            </w:r>
+            <w:r>
+              <w:rPr>
+                <w:rFonts w:ascii="BRH Tamil Tab Extra" w:hAnsi="BRH Tamil Tab Extra" w:cs="Latha"/>
+                <w:b/>
+                <w:sz w:val="32"/>
+                <w:szCs w:val="28"/>
+                <w:lang w:bidi="ta-IN"/>
+              </w:rPr>
+              <w:t>…</w:t>
+            </w:r>
+            <w:r>
+              <w:rPr>
+                <w:rFonts w:ascii="Latha" w:hAnsi="Latha" w:cs="Latha"/>
+                <w:sz w:val="28"/>
+                <w:szCs w:val="28"/>
+                <w:lang w:bidi="ta-IN"/>
+              </w:rPr>
+              <w:t xml:space="preserve"> </w:t>
+            </w:r>
+            <w:r>
+              <w:rPr>
+                <w:rFonts w:ascii="Latha" w:hAnsi="Latha" w:cs="Latha"/>
+                <w:sz w:val="28"/>
+                <w:szCs w:val="28"/>
+                <w:cs/>
+                <w:lang w:bidi="ta-IN"/>
+              </w:rPr>
+              <w:t>த்ரைஷ்டு</w:t>
+            </w:r>
+            <w:r>
+              <w:rPr>
+                <w:rFonts w:ascii="BRH Tamil Tab Extra" w:hAnsi="BRH Tamil Tab Extra" w:cs="Latha"/>
+                <w:b/>
+                <w:sz w:val="36"/>
+                <w:szCs w:val="28"/>
+                <w:lang w:bidi="ta-IN"/>
+              </w:rPr>
+              <w:t>†</w:t>
+            </w:r>
+            <w:r>
+              <w:rPr>
+                <w:rFonts w:ascii="Latha" w:hAnsi="Latha" w:cs="Latha"/>
+                <w:sz w:val="28"/>
+                <w:szCs w:val="28"/>
+                <w:cs/>
+                <w:lang w:bidi="ta-IN"/>
+              </w:rPr>
+              <w:t>பே</w:t>
+            </w:r>
+            <w:r>
+              <w:rPr>
+                <w:rFonts w:ascii="Latha" w:hAnsi="Latha" w:cs="Latha"/>
+                <w:b/>
+                <w:bCs/>
+                <w:position w:val="-12"/>
+                <w:sz w:val="28"/>
+                <w:szCs w:val="28"/>
+                <w:cs/>
+                <w:lang w:bidi="ta-IN"/>
+              </w:rPr>
+              <w:t>4</w:t>
+            </w:r>
+            <w:r>
+              <w:rPr>
+                <w:rFonts w:ascii="Latha" w:hAnsi="Latha" w:cs="Latha"/>
+                <w:sz w:val="28"/>
+                <w:szCs w:val="28"/>
+                <w:cs/>
+                <w:lang w:bidi="ta-IN"/>
+              </w:rPr>
+              <w:t xml:space="preserve">ன </w:t>
+            </w:r>
+            <w:r>
+              <w:rPr>
+                <w:rFonts w:ascii="Latha" w:hAnsi="Latha" w:cs="Latha"/>
+                <w:sz w:val="28"/>
+                <w:szCs w:val="28"/>
+                <w:lang w:bidi="ta-IN"/>
+              </w:rPr>
+              <w:t xml:space="preserve">| </w:t>
+            </w:r>
+            <w:r>
+              <w:rPr>
+                <w:rFonts w:ascii="Latha" w:hAnsi="Latha" w:cs="Latha"/>
+                <w:sz w:val="28"/>
+                <w:szCs w:val="28"/>
+                <w:cs/>
+                <w:lang w:bidi="ta-IN"/>
+              </w:rPr>
+              <w:t>த்ரைஷ்</w:t>
+            </w:r>
+            <w:r>
+              <w:rPr>
+                <w:rFonts w:ascii="Latha" w:hAnsi="Latha" w:cs="Latha"/>
+                <w:sz w:val="28"/>
+                <w:szCs w:val="28"/>
+                <w:highlight w:val="yellow"/>
+                <w:cs/>
+                <w:lang w:bidi="ta-IN"/>
+              </w:rPr>
+              <w:t>ட</w:t>
+            </w:r>
+            <w:r>
+              <w:rPr>
+                <w:rFonts w:ascii="BRH Tamil Tab Extra" w:hAnsi="BRH Tamil Tab Extra" w:cs="Latha"/>
+                <w:b/>
+                <w:sz w:val="36"/>
+                <w:szCs w:val="28"/>
+                <w:lang w:bidi="ta-IN"/>
+              </w:rPr>
+              <w:t>†</w:t>
+            </w:r>
+            <w:r>
+              <w:rPr>
+                <w:rFonts w:ascii="Latha" w:hAnsi="Latha" w:cs="Latha"/>
+                <w:sz w:val="28"/>
+                <w:szCs w:val="28"/>
+                <w:cs/>
+                <w:lang w:bidi="ta-IN"/>
+              </w:rPr>
+              <w:t>பே</w:t>
+            </w:r>
+            <w:r>
+              <w:rPr>
+                <w:rFonts w:ascii="Latha" w:hAnsi="Latha" w:cs="Latha"/>
+                <w:b/>
+                <w:bCs/>
+                <w:position w:val="-12"/>
+                <w:sz w:val="28"/>
+                <w:szCs w:val="28"/>
+                <w:cs/>
+                <w:lang w:bidi="ta-IN"/>
+              </w:rPr>
+              <w:t>4</w:t>
+            </w:r>
+            <w:r>
+              <w:rPr>
+                <w:rFonts w:ascii="Latha" w:hAnsi="Latha" w:cs="Latha"/>
+                <w:sz w:val="28"/>
+                <w:szCs w:val="28"/>
+                <w:cs/>
+                <w:lang w:bidi="ta-IN"/>
+              </w:rPr>
+              <w:t>ன</w:t>
+            </w:r>
+            <w:r>
+              <w:rPr>
+                <w:rFonts w:ascii="BRH Tamil Tab Extra" w:hAnsi="BRH Tamil Tab Extra" w:cs="Latha"/>
+                <w:b/>
+                <w:sz w:val="32"/>
+                <w:szCs w:val="28"/>
+                <w:lang w:bidi="ta-IN"/>
+              </w:rPr>
+              <w:t>…</w:t>
+            </w:r>
+            <w:r>
+              <w:rPr>
+                <w:rFonts w:ascii="Latha" w:hAnsi="Latha" w:cs="Latha"/>
+                <w:sz w:val="28"/>
+                <w:szCs w:val="28"/>
+                <w:lang w:bidi="ta-IN"/>
+              </w:rPr>
+              <w:t xml:space="preserve"> </w:t>
+            </w:r>
+            <w:r>
+              <w:rPr>
+                <w:rFonts w:ascii="Latha" w:hAnsi="Latha" w:cs="Latha"/>
+                <w:sz w:val="28"/>
+                <w:szCs w:val="28"/>
+                <w:cs/>
+                <w:lang w:bidi="ta-IN"/>
+              </w:rPr>
+              <w:t>ச</w:t>
+            </w:r>
+            <w:r>
+              <w:rPr>
+                <w:rFonts w:ascii="Latha" w:hAnsi="Latha" w:cs="Latha"/>
+                <w:b/>
+                <w:bCs/>
+                <w:position w:val="-12"/>
+                <w:sz w:val="28"/>
+                <w:szCs w:val="28"/>
+                <w:cs/>
+                <w:lang w:bidi="ta-IN"/>
+              </w:rPr>
+              <w:t>2</w:t>
+            </w:r>
+            <w:r>
+              <w:rPr>
+                <w:rFonts w:ascii="Latha" w:hAnsi="Latha" w:cs="Latha"/>
+                <w:sz w:val="28"/>
+                <w:szCs w:val="28"/>
+                <w:cs/>
+                <w:lang w:bidi="ta-IN"/>
+              </w:rPr>
+              <w:t>ந்த</w:t>
+            </w:r>
+            <w:r>
+              <w:rPr>
+                <w:rFonts w:ascii="BRH Tamil Tab Extra" w:hAnsi="BRH Tamil Tab Extra" w:cs="Latha"/>
+                <w:b/>
+                <w:sz w:val="36"/>
+                <w:szCs w:val="28"/>
+                <w:lang w:bidi="ta-IN"/>
+              </w:rPr>
+              <w:t>†</w:t>
+            </w:r>
+            <w:r>
+              <w:rPr>
+                <w:rFonts w:ascii="Latha" w:hAnsi="Latha" w:cs="Latha"/>
+                <w:b/>
+                <w:bCs/>
+                <w:position w:val="-12"/>
+                <w:sz w:val="28"/>
+                <w:szCs w:val="28"/>
+                <w:cs/>
+                <w:lang w:bidi="ta-IN"/>
+              </w:rPr>
+              <w:t>3</w:t>
+            </w:r>
+            <w:r>
+              <w:rPr>
+                <w:rFonts w:ascii="Latha" w:hAnsi="Latha" w:cs="Latha"/>
+                <w:sz w:val="28"/>
+                <w:szCs w:val="28"/>
+                <w:cs/>
+                <w:lang w:bidi="ta-IN"/>
+              </w:rPr>
+              <w:t xml:space="preserve">ஸா </w:t>
+            </w:r>
+            <w:r>
+              <w:rPr>
+                <w:rFonts w:ascii="Latha" w:hAnsi="Latha" w:cs="Latha"/>
+                <w:sz w:val="28"/>
+                <w:szCs w:val="28"/>
+                <w:lang w:bidi="ta-IN"/>
+              </w:rPr>
+              <w:t>|</w:t>
+            </w:r>
+          </w:p>
+        </w:tc>
+        <w:tc>
+          <w:tcPr>
+            <w:tcW w:w="5103" w:type="dxa"/>
+          </w:tcPr>
+          <w:p>
+            <w:pPr>
+              <w:widowControl w:val="0"/>
+              <w:autoSpaceDE w:val="0"/>
+              <w:autoSpaceDN w:val="0"/>
+              <w:adjustRightInd w:val="0"/>
+              <w:spacing w:before="0" w:line="240" w:lineRule="auto"/>
+              <w:rPr>
+                <w:rFonts w:ascii="Latha" w:hAnsi="Latha" w:cs="Latha"/>
+                <w:b/>
+                <w:bCs/>
+                <w:i/>
+                <w:iCs/>
+                <w:sz w:val="28"/>
+                <w:szCs w:val="28"/>
+                <w:cs/>
+                <w:lang w:bidi="ta-IN"/>
+              </w:rPr>
+            </w:pPr>
+            <w:r>
+              <w:rPr>
+                <w:rFonts w:ascii="Latha" w:hAnsi="Latha" w:cs="Latha"/>
+                <w:sz w:val="28"/>
+                <w:szCs w:val="28"/>
+                <w:cs/>
+                <w:lang w:bidi="ta-IN"/>
+              </w:rPr>
+              <w:t>ஸோ</w:t>
+            </w:r>
+            <w:r>
+              <w:rPr>
+                <w:rFonts w:ascii="BRH Tamil Tab Extra" w:hAnsi="BRH Tamil Tab Extra" w:cs="Latha"/>
+                <w:b/>
+                <w:sz w:val="32"/>
+                <w:szCs w:val="28"/>
+                <w:lang w:bidi="ta-IN"/>
+              </w:rPr>
+              <w:t>…</w:t>
+            </w:r>
+            <w:r>
+              <w:rPr>
+                <w:rFonts w:ascii="Latha" w:hAnsi="Latha" w:cs="Latha"/>
+                <w:sz w:val="28"/>
+                <w:szCs w:val="28"/>
+                <w:cs/>
+                <w:lang w:bidi="ta-IN"/>
+              </w:rPr>
+              <w:t>ம</w:t>
+            </w:r>
+            <w:r>
+              <w:rPr>
+                <w:rFonts w:ascii="BRH Tamil Tab Extra" w:hAnsi="BRH Tamil Tab Extra" w:cs="Latha"/>
+                <w:b/>
+                <w:sz w:val="32"/>
+                <w:szCs w:val="28"/>
+                <w:lang w:bidi="ta-IN"/>
+              </w:rPr>
+              <w:t>…</w:t>
+            </w:r>
+            <w:r>
+              <w:rPr>
+                <w:rFonts w:ascii="Latha" w:hAnsi="Latha" w:cs="Latha"/>
+                <w:sz w:val="28"/>
+                <w:szCs w:val="28"/>
+                <w:lang w:bidi="ta-IN"/>
+              </w:rPr>
+              <w:t xml:space="preserve"> </w:t>
+            </w:r>
+            <w:r>
+              <w:rPr>
+                <w:rFonts w:ascii="Latha" w:hAnsi="Latha" w:cs="Latha"/>
+                <w:sz w:val="28"/>
+                <w:szCs w:val="28"/>
+                <w:cs/>
+                <w:lang w:bidi="ta-IN"/>
+              </w:rPr>
+              <w:t>த்ரைஷ்டு</w:t>
+            </w:r>
+            <w:r>
+              <w:rPr>
+                <w:rFonts w:ascii="BRH Tamil Tab Extra" w:hAnsi="BRH Tamil Tab Extra" w:cs="Latha"/>
+                <w:b/>
+                <w:sz w:val="36"/>
+                <w:szCs w:val="28"/>
+                <w:lang w:bidi="ta-IN"/>
+              </w:rPr>
+              <w:t>†</w:t>
+            </w:r>
+            <w:r>
+              <w:rPr>
+                <w:rFonts w:ascii="Latha" w:hAnsi="Latha" w:cs="Latha"/>
+                <w:sz w:val="28"/>
+                <w:szCs w:val="28"/>
+                <w:cs/>
+                <w:lang w:bidi="ta-IN"/>
+              </w:rPr>
+              <w:t>பே</w:t>
+            </w:r>
+            <w:r>
+              <w:rPr>
+                <w:rFonts w:ascii="Latha" w:hAnsi="Latha" w:cs="Latha"/>
+                <w:b/>
+                <w:bCs/>
+                <w:position w:val="-12"/>
+                <w:sz w:val="28"/>
+                <w:szCs w:val="28"/>
+                <w:cs/>
+                <w:lang w:bidi="ta-IN"/>
+              </w:rPr>
+              <w:t>4</w:t>
+            </w:r>
+            <w:r>
+              <w:rPr>
+                <w:rFonts w:ascii="Latha" w:hAnsi="Latha" w:cs="Latha"/>
+                <w:sz w:val="28"/>
+                <w:szCs w:val="28"/>
+                <w:cs/>
+                <w:lang w:bidi="ta-IN"/>
+              </w:rPr>
+              <w:t xml:space="preserve">ன </w:t>
+            </w:r>
+            <w:r>
+              <w:rPr>
+                <w:rFonts w:ascii="Latha" w:hAnsi="Latha" w:cs="Latha"/>
+                <w:sz w:val="28"/>
+                <w:szCs w:val="28"/>
+                <w:lang w:bidi="ta-IN"/>
+              </w:rPr>
+              <w:t xml:space="preserve">| </w:t>
+            </w:r>
+            <w:r>
+              <w:rPr>
+                <w:rFonts w:ascii="Latha" w:hAnsi="Latha" w:cs="Latha"/>
+                <w:sz w:val="28"/>
+                <w:szCs w:val="28"/>
+                <w:cs/>
+                <w:lang w:bidi="ta-IN"/>
+              </w:rPr>
+              <w:t>த்ரைஷ்</w:t>
+            </w:r>
+            <w:r>
+              <w:rPr>
+                <w:rFonts w:ascii="Latha" w:hAnsi="Latha" w:cs="Latha"/>
+                <w:sz w:val="28"/>
+                <w:szCs w:val="28"/>
+                <w:highlight w:val="green"/>
+                <w:cs/>
+                <w:lang w:bidi="ta-IN"/>
+              </w:rPr>
+              <w:t>டு</w:t>
+            </w:r>
+            <w:r>
+              <w:rPr>
+                <w:rFonts w:ascii="BRH Tamil Tab Extra" w:hAnsi="BRH Tamil Tab Extra" w:cs="Latha"/>
+                <w:b/>
+                <w:sz w:val="36"/>
+                <w:szCs w:val="28"/>
+                <w:highlight w:val="green"/>
+                <w:lang w:bidi="ta-IN"/>
+              </w:rPr>
+              <w:t>†</w:t>
+            </w:r>
+            <w:r>
+              <w:rPr>
+                <w:rFonts w:ascii="Latha" w:hAnsi="Latha" w:cs="Latha"/>
+                <w:sz w:val="28"/>
+                <w:szCs w:val="28"/>
+                <w:cs/>
+                <w:lang w:bidi="ta-IN"/>
+              </w:rPr>
+              <w:t>பே</w:t>
+            </w:r>
+            <w:r>
+              <w:rPr>
+                <w:rFonts w:ascii="Latha" w:hAnsi="Latha" w:cs="Latha"/>
+                <w:b/>
+                <w:bCs/>
+                <w:position w:val="-12"/>
+                <w:sz w:val="28"/>
+                <w:szCs w:val="28"/>
+                <w:cs/>
+                <w:lang w:bidi="ta-IN"/>
+              </w:rPr>
+              <w:t>4</w:t>
+            </w:r>
+            <w:r>
+              <w:rPr>
+                <w:rFonts w:ascii="Latha" w:hAnsi="Latha" w:cs="Latha"/>
+                <w:sz w:val="28"/>
+                <w:szCs w:val="28"/>
+                <w:cs/>
+                <w:lang w:bidi="ta-IN"/>
+              </w:rPr>
+              <w:t>ன</w:t>
+            </w:r>
+            <w:r>
+              <w:rPr>
+                <w:rFonts w:ascii="BRH Tamil Tab Extra" w:hAnsi="BRH Tamil Tab Extra" w:cs="Latha"/>
+                <w:b/>
+                <w:sz w:val="32"/>
+                <w:szCs w:val="28"/>
+                <w:lang w:bidi="ta-IN"/>
+              </w:rPr>
+              <w:t>…</w:t>
+            </w:r>
+            <w:r>
+              <w:rPr>
+                <w:rFonts w:ascii="Latha" w:hAnsi="Latha" w:cs="Latha"/>
+                <w:sz w:val="28"/>
+                <w:szCs w:val="28"/>
+                <w:lang w:bidi="ta-IN"/>
+              </w:rPr>
+              <w:t xml:space="preserve"> </w:t>
+            </w:r>
+            <w:r>
+              <w:rPr>
+                <w:rFonts w:ascii="Latha" w:hAnsi="Latha" w:cs="Latha"/>
+                <w:sz w:val="28"/>
+                <w:szCs w:val="28"/>
+                <w:cs/>
+                <w:lang w:bidi="ta-IN"/>
+              </w:rPr>
+              <w:t>ச</w:t>
+            </w:r>
+            <w:r>
+              <w:rPr>
+                <w:rFonts w:ascii="Latha" w:hAnsi="Latha" w:cs="Latha"/>
+                <w:b/>
+                <w:bCs/>
+                <w:position w:val="-12"/>
+                <w:sz w:val="28"/>
+                <w:szCs w:val="28"/>
+                <w:cs/>
+                <w:lang w:bidi="ta-IN"/>
+              </w:rPr>
+              <w:t>2</w:t>
+            </w:r>
+            <w:r>
+              <w:rPr>
+                <w:rFonts w:ascii="Latha" w:hAnsi="Latha" w:cs="Latha"/>
+                <w:sz w:val="28"/>
+                <w:szCs w:val="28"/>
+                <w:cs/>
+                <w:lang w:bidi="ta-IN"/>
+              </w:rPr>
+              <w:t>ந்த</w:t>
+            </w:r>
+            <w:r>
+              <w:rPr>
+                <w:rFonts w:ascii="BRH Tamil Tab Extra" w:hAnsi="BRH Tamil Tab Extra" w:cs="Latha"/>
+                <w:b/>
+                <w:sz w:val="36"/>
+                <w:szCs w:val="28"/>
+                <w:lang w:bidi="ta-IN"/>
+              </w:rPr>
+              <w:t>†</w:t>
+            </w:r>
+            <w:r>
+              <w:rPr>
+                <w:rFonts w:ascii="Latha" w:hAnsi="Latha" w:cs="Latha"/>
+                <w:b/>
+                <w:bCs/>
+                <w:position w:val="-12"/>
+                <w:sz w:val="28"/>
+                <w:szCs w:val="28"/>
+                <w:cs/>
+                <w:lang w:bidi="ta-IN"/>
+              </w:rPr>
+              <w:t>3</w:t>
+            </w:r>
+            <w:r>
+              <w:rPr>
+                <w:rFonts w:ascii="Latha" w:hAnsi="Latha" w:cs="Latha"/>
+                <w:sz w:val="28"/>
+                <w:szCs w:val="28"/>
+                <w:cs/>
+                <w:lang w:bidi="ta-IN"/>
+              </w:rPr>
+              <w:t xml:space="preserve">ஸா </w:t>
+            </w:r>
+            <w:r>
+              <w:rPr>
+                <w:rFonts w:ascii="Latha" w:hAnsi="Latha" w:cs="Latha"/>
+                <w:sz w:val="28"/>
+                <w:szCs w:val="28"/>
+                <w:lang w:bidi="ta-IN"/>
+              </w:rPr>
+              <w:t>|</w:t>
+            </w:r>
+          </w:p>
+        </w:tc>
+      </w:tr>
+      <w:tr>
+        <w:trPr>
+          <w:trHeight w:val="918"/>
+        </w:trPr>
+        <w:tc>
+          <w:tcPr>
+            <w:tcW w:w="3970" w:type="dxa"/>
+          </w:tcPr>
+          <w:p>
+            <w:pPr>
+              <w:widowControl w:val="0"/>
+              <w:tabs>
+                <w:tab w:val="left" w:pos="993"/>
+              </w:tabs>
+              <w:autoSpaceDE w:val="0"/>
+              <w:autoSpaceDN w:val="0"/>
+              <w:adjustRightInd w:val="0"/>
+              <w:spacing w:before="0" w:line="252" w:lineRule="auto"/>
+              <w:ind w:right="297"/>
+              <w:rPr>
+                <w:rFonts w:cs="Arial"/>
+                <w:b/>
+                <w:sz w:val="28"/>
+                <w:szCs w:val="32"/>
+              </w:rPr>
+            </w:pPr>
+            <w:r>
+              <w:rPr>
+                <w:rFonts w:cs="Arial"/>
+                <w:b/>
+                <w:sz w:val="28"/>
+                <w:szCs w:val="32"/>
+              </w:rPr>
+              <w:t>T.S.3.3.</w:t>
+            </w:r>
+            <w:r>
+              <w:rPr>
+                <w:rFonts w:cs="Arial"/>
+                <w:b/>
+                <w:sz w:val="28"/>
+                <w:szCs w:val="32"/>
+              </w:rPr>
+              <w:t>5.1</w:t>
             </w:r>
             <w:r>
               <w:rPr>
@@ -2307,6 +3034,7 @@
           <w:szCs w:val="32"/>
           <w:u w:val="single"/>
         </w:rPr>
+        <w:lastRenderedPageBreak/>
         <w:t>==================</w:t>
       </w:r>
     </w:p>
@@ -4641,6 +5369,7 @@
           <w:szCs w:val="40"/>
           <w:lang w:val="en-IN" w:eastAsia="en-IN"/>
         </w:rPr>
+        <w:lastRenderedPageBreak/>
         <w:t>"</w:t>
       </w:r>
       <w:proofErr w:type="spellStart"/>
@@ -4875,7 +5604,6 @@
                 <w:sz w:val="32"/>
                 <w:szCs w:val="32"/>
               </w:rPr>
-              <w:lastRenderedPageBreak/>
               <w:t>Section, Paragraph</w:t>
             </w:r>
           </w:p>
@@ -5936,7 +6664,7 @@
   <w:style w:type="paragraph" w:default="1" w:styleId="Normal">
     <w:name w:val="Normal"/>
     <w:qFormat/>
-    <w:rsid w:val="001B15CC"/>
+    <w:rsid w:val="005D05F4"/>
     <w:pPr>
       <w:spacing w:before="120" w:line="276" w:lineRule="auto"/>
     </w:pPr>

--- a/TS-Kramam/TS-3.3/TS 3.3 Tamil Krama Paatam Corrections.docx
+++ b/TS-Kramam/TS-3.3/TS 3.3 Tamil Krama Paatam Corrections.docx
@@ -109,27 +109,22 @@
         <w:rPr>
           <w:b/>
           <w:bCs/>
-          <w:color w:val="EE0000"/>
           <w:sz w:val="32"/>
           <w:szCs w:val="32"/>
           <w:u w:val="single"/>
         </w:rPr>
         <w:t xml:space="preserve"> </w:t>
       </w:r>
-      <w:proofErr w:type="spellStart"/>
       <w:r>
         <w:rPr>
           <w:b/>
           <w:bCs/>
-          <w:color w:val="EE0000"/>
           <w:sz w:val="32"/>
           <w:szCs w:val="32"/>
-          <w:highlight w:val="yellow"/>
           <w:u w:val="single"/>
         </w:rPr>
-        <w:t>xxxxxxx</w:t>
+        <w:t>31st August 2026</w:t>
       </w:r>
-      <w:proofErr w:type="spellEnd"/>
     </w:p>
     <w:p>
       <w:pPr>
@@ -3016,7 +3011,6 @@
     </w:tbl>
     <w:p>
       <w:pPr>
-        <w:spacing w:before="0" w:line="240" w:lineRule="auto"/>
         <w:jc w:val="center"/>
         <w:rPr>
           <w:b/>
@@ -3035,100 +3029,6 @@
           <w:u w:val="single"/>
         </w:rPr>
         <w:lastRenderedPageBreak/>
-        <w:t>==================</w:t>
-      </w:r>
-    </w:p>
-    <w:p>
-      <w:pPr>
-        <w:jc w:val="center"/>
-        <w:rPr>
-          <w:b/>
-          <w:bCs/>
-          <w:sz w:val="32"/>
-          <w:szCs w:val="32"/>
-          <w:u w:val="single"/>
-        </w:rPr>
-      </w:pPr>
-    </w:p>
-    <w:p>
-      <w:pPr>
-        <w:jc w:val="center"/>
-        <w:rPr>
-          <w:b/>
-          <w:bCs/>
-          <w:sz w:val="32"/>
-          <w:szCs w:val="32"/>
-          <w:u w:val="single"/>
-        </w:rPr>
-      </w:pPr>
-    </w:p>
-    <w:p>
-      <w:pPr>
-        <w:jc w:val="center"/>
-        <w:rPr>
-          <w:b/>
-          <w:bCs/>
-          <w:sz w:val="32"/>
-          <w:szCs w:val="32"/>
-          <w:u w:val="single"/>
-        </w:rPr>
-      </w:pPr>
-    </w:p>
-    <w:p>
-      <w:pPr>
-        <w:jc w:val="center"/>
-        <w:rPr>
-          <w:b/>
-          <w:bCs/>
-          <w:sz w:val="32"/>
-          <w:szCs w:val="32"/>
-          <w:u w:val="single"/>
-        </w:rPr>
-      </w:pPr>
-    </w:p>
-    <w:p>
-      <w:pPr>
-        <w:jc w:val="center"/>
-        <w:rPr>
-          <w:b/>
-          <w:bCs/>
-          <w:sz w:val="32"/>
-          <w:szCs w:val="32"/>
-          <w:u w:val="single"/>
-        </w:rPr>
-      </w:pPr>
-    </w:p>
-    <w:p>
-      <w:pPr>
-        <w:jc w:val="center"/>
-        <w:rPr>
-          <w:b/>
-          <w:bCs/>
-          <w:sz w:val="32"/>
-          <w:szCs w:val="32"/>
-          <w:u w:val="single"/>
-        </w:rPr>
-      </w:pPr>
-    </w:p>
-    <w:p>
-      <w:pPr>
-        <w:jc w:val="center"/>
-        <w:rPr>
-          <w:b/>
-          <w:bCs/>
-          <w:sz w:val="32"/>
-          <w:szCs w:val="32"/>
-          <w:u w:val="single"/>
-        </w:rPr>
-      </w:pPr>
-      <w:r>
-        <w:rPr>
-          <w:b/>
-          <w:bCs/>
-          <w:sz w:val="32"/>
-          <w:szCs w:val="32"/>
-          <w:u w:val="single"/>
-        </w:rPr>
         <w:t xml:space="preserve">TS </w:t>
       </w:r>
       <w:r>
@@ -5369,7 +5269,6 @@
           <w:szCs w:val="40"/>
           <w:lang w:val="en-IN" w:eastAsia="en-IN"/>
         </w:rPr>
-        <w:lastRenderedPageBreak/>
         <w:t>"</w:t>
       </w:r>
       <w:proofErr w:type="spellStart"/>
@@ -5845,6 +5744,7 @@
       <w:pBdr>
         <w:top w:val="single" w:sz="4" w:space="1" w:color="auto"/>
       </w:pBdr>
+      <w:jc w:val="right"/>
       <w:rPr>
         <w:b/>
         <w:bCs/>
@@ -5914,6 +5814,13 @@
       </w:rPr>
       <w:tab/>
       <w:t xml:space="preserve"> </w:t>
+    </w:r>
+    <w:r>
+      <w:rPr>
+        <w:b/>
+        <w:bCs/>
+      </w:rPr>
+      <w:t xml:space="preserve">          </w:t>
     </w:r>
     <w:r>
       <w:tab/>
@@ -6026,6 +5933,7 @@
       <w:pBdr>
         <w:top w:val="single" w:sz="4" w:space="1" w:color="auto"/>
       </w:pBdr>
+      <w:jc w:val="right"/>
       <w:rPr>
         <w:b/>
         <w:bCs/>
@@ -6078,7 +5986,14 @@
         <w:b/>
         <w:bCs/>
       </w:rPr>
-      <w:t xml:space="preserve">              </w:t>
+      <w:t xml:space="preserve">            </w:t>
+    </w:r>
+    <w:r>
+      <w:rPr>
+        <w:b/>
+        <w:bCs/>
+      </w:rPr>
+      <w:t>www.</w:t>
     </w:r>
     <w:r>
       <w:rPr>
@@ -6092,7 +6007,14 @@
         <w:b/>
         <w:bCs/>
       </w:rPr>
-      <w:t>edavms@gmail.com</w:t>
+      <w:t>edavms</w:t>
+    </w:r>
+    <w:r>
+      <w:rPr>
+        <w:b/>
+        <w:bCs/>
+      </w:rPr>
+      <w:t>.in</w:t>
     </w:r>
     <w:r>
       <w:rPr>
@@ -6111,6 +6033,9 @@
     </w:r>
     <w:r>
       <w:tab/>
+    </w:r>
+    <w:r>
+      <w:t xml:space="preserve">                  </w:t>
     </w:r>
     <w:r>
       <w:tab/>
